--- a/docs/seminar_2/seminar_2.docx
+++ b/docs/seminar_2/seminar_2.docx
@@ -20,22 +20,6 @@
           <w:b/>
           <w:bCs/>
         </w:rPr>
-        <w:t xml:space="preserve">Тема:</w:t>
-      </w:r>
-      <w:r>
-        <w:t xml:space="preserve"> </w:t>
-      </w:r>
-      <w:r>
-        <w:t xml:space="preserve">Scrum, Kanban и организация потока задач: backlog, статусы, ответственность, правила командной работы.</w:t>
-      </w:r>
-      <w:r>
-        <w:br/>
-      </w:r>
-      <w:r>
-        <w:rPr>
-          <w:b/>
-          <w:bCs/>
-        </w:rPr>
         <w:t xml:space="preserve">Цель:</w:t>
       </w:r>
       <w:r>
@@ -43,64 +27,6 @@
       </w:r>
       <w:r>
         <w:t xml:space="preserve">перевести идею проекта из общей постановки в управляемый набор работ и настроить единый процесс, по которому команда будет работать весь семестр.</w:t>
-      </w:r>
-      <w:r>
-        <w:br/>
-      </w:r>
-      <w:r>
-        <w:rPr>
-          <w:b/>
-          <w:bCs/>
-        </w:rPr>
-        <w:t xml:space="preserve">Дисциплина:</w:t>
-      </w:r>
-      <w:r>
-        <w:t xml:space="preserve"> </w:t>
-      </w:r>
-      <w:r>
-        <w:t xml:space="preserve">«Программная инженерия» (профиль «Инженерия данных», 3 курс, 5-й семестр)</w:t>
-      </w:r>
-      <w:r>
-        <w:br/>
-      </w:r>
-      <w:r>
-        <w:rPr>
-          <w:b/>
-          <w:bCs/>
-        </w:rPr>
-        <w:t xml:space="preserve">Команда:</w:t>
-      </w:r>
-      <w:r>
-        <w:t xml:space="preserve"> </w:t>
-      </w:r>
-      <w:r>
-        <w:t xml:space="preserve">«Шпингалеты» (</w:t>
-      </w:r>
-      <w:r>
-        <w:rPr>
-          <w:i/>
-          <w:iCs/>
-        </w:rPr>
-        <w:t xml:space="preserve">Shpingalets</w:t>
-      </w:r>
-      <w:r>
-        <w:t xml:space="preserve">)</w:t>
-      </w:r>
-      <w:r>
-        <w:br/>
-      </w:r>
-      <w:r>
-        <w:rPr>
-          <w:b/>
-          <w:bCs/>
-        </w:rPr>
-        <w:t xml:space="preserve">Проект:</w:t>
-      </w:r>
-      <w:r>
-        <w:t xml:space="preserve"> </w:t>
-      </w:r>
-      <w:r>
-        <w:t xml:space="preserve">EcoGrid Flow</w:t>
       </w:r>
     </w:p>
     <w:p>
@@ -134,20 +60,6 @@
         <w:tblW w:type="pct" w:w="5000"/>
         <w:tblLayout w:type="fixed"/>
         <w:tblLook w:firstRow="1" w:lastRow="0" w:firstColumn="0" w:lastColumn="0" w:noHBand="0" w:noVBand="0" w:val="0020"/>
-        <w:tblBorders>
-          <w:top w:val="single" w:sz="4" w:space="0" w:color="D0D7DE"/>
-          <w:left w:val="single" w:sz="4" w:space="0" w:color="D0D7DE"/>
-          <w:bottom w:val="single" w:sz="4" w:space="0" w:color="D0D7DE"/>
-          <w:right w:val="single" w:sz="4" w:space="0" w:color="D0D7DE"/>
-          <w:insideH w:val="single" w:sz="4" w:space="0" w:color="D0D7DE"/>
-          <w:insideV w:val="single" w:sz="4" w:space="0" w:color="D0D7DE"/>
-        </w:tblBorders>
-        <w:tblCellMar>
-          <w:top w:w="120" w:type="dxa"/>
-          <w:bottom w:w="120" w:type="dxa"/>
-          <w:left w:w="160" w:type="dxa"/>
-          <w:right w:w="160" w:type="dxa"/>
-        </w:tblCellMar>
       </w:tblPr>
       <w:tblGrid>
         <w:gridCol w:w="1980"/>
@@ -158,85 +70,57 @@
       <w:tr>
         <w:trPr>
           <w:tblHeader w:val="on"/>
-          <w:cantSplit/>
         </w:trPr>
         <w:tc>
-          <w:tcPr>
-            <w:shd w:val="clear" w:color="auto" w:fill="F2F4F8"/>
-          </w:tcPr>
-          <w:p>
-            <w:pPr>
-              <w:pStyle w:val="Compact"/>
-              <w:jc w:val="left"/>
-            </w:pPr>
-            <w:r>
-              <w:rPr>
-                <w:b/>
-                <w:color w:val="24292F"/>
-              </w:rPr>
+          <w:tcPr/>
+          <w:p>
+            <w:pPr>
+              <w:pStyle w:val="Compact"/>
+              <w:jc w:val="left"/>
+            </w:pPr>
+            <w:r>
               <w:t xml:space="preserve">Критерий</w:t>
             </w:r>
           </w:p>
         </w:tc>
         <w:tc>
-          <w:tcPr>
-            <w:shd w:val="clear" w:color="auto" w:fill="F2F4F8"/>
-          </w:tcPr>
-          <w:p>
-            <w:pPr>
-              <w:pStyle w:val="Compact"/>
-              <w:jc w:val="left"/>
-            </w:pPr>
-            <w:r>
-              <w:rPr>
-                <w:b/>
-                <w:color w:val="24292F"/>
-              </w:rPr>
+          <w:tcPr/>
+          <w:p>
+            <w:pPr>
+              <w:pStyle w:val="Compact"/>
+              <w:jc w:val="left"/>
+            </w:pPr>
+            <w:r>
               <w:t xml:space="preserve">Waterfall (Каскадная модель)</w:t>
             </w:r>
           </w:p>
         </w:tc>
         <w:tc>
-          <w:tcPr>
-            <w:shd w:val="clear" w:color="auto" w:fill="F2F4F8"/>
-          </w:tcPr>
-          <w:p>
-            <w:pPr>
-              <w:pStyle w:val="Compact"/>
-              <w:jc w:val="left"/>
-            </w:pPr>
-            <w:r>
-              <w:rPr>
-                <w:b/>
-                <w:color w:val="24292F"/>
-              </w:rPr>
+          <w:tcPr/>
+          <w:p>
+            <w:pPr>
+              <w:pStyle w:val="Compact"/>
+              <w:jc w:val="left"/>
+            </w:pPr>
+            <w:r>
               <w:t xml:space="preserve">Scrum (Спринты и церемонии)</w:t>
             </w:r>
           </w:p>
         </w:tc>
         <w:tc>
-          <w:tcPr>
-            <w:shd w:val="clear" w:color="auto" w:fill="F2F4F8"/>
-          </w:tcPr>
-          <w:p>
-            <w:pPr>
-              <w:pStyle w:val="Compact"/>
-              <w:jc w:val="left"/>
-            </w:pPr>
-            <w:r>
-              <w:rPr>
-                <w:b/>
-                <w:color w:val="24292F"/>
-              </w:rPr>
+          <w:tcPr/>
+          <w:p>
+            <w:pPr>
+              <w:pStyle w:val="Compact"/>
+              <w:jc w:val="left"/>
+            </w:pPr>
+            <w:r>
               <w:t xml:space="preserve">Kanban (Управление потоком)</w:t>
             </w:r>
           </w:p>
         </w:tc>
       </w:tr>
       <w:tr>
-        <w:trPr>
-          <w:cantSplit/>
-        </w:trPr>
         <w:tc>
           <w:tcPr/>
           <w:p>
@@ -291,9 +175,6 @@
         </w:tc>
       </w:tr>
       <w:tr>
-        <w:trPr>
-          <w:cantSplit/>
-        </w:trPr>
         <w:tc>
           <w:tcPr/>
           <w:p>
@@ -358,9 +239,6 @@
         </w:tc>
       </w:tr>
       <w:tr>
-        <w:trPr>
-          <w:cantSplit/>
-        </w:trPr>
         <w:tc>
           <w:tcPr/>
           <w:p>
@@ -425,9 +303,6 @@
         </w:tc>
       </w:tr>
       <w:tr>
-        <w:trPr>
-          <w:cantSplit/>
-        </w:trPr>
         <w:tc>
           <w:tcPr/>
           <w:p>
@@ -492,9 +367,6 @@
         </w:tc>
       </w:tr>
       <w:tr>
-        <w:trPr>
-          <w:cantSplit/>
-        </w:trPr>
         <w:tc>
           <w:tcPr/>
           <w:p>
@@ -1842,20 +1714,6 @@
         <w:tblW w:type="pct" w:w="5000"/>
         <w:tblLayout w:type="fixed"/>
         <w:tblLook w:firstRow="1" w:lastRow="0" w:firstColumn="0" w:lastColumn="0" w:noHBand="0" w:noVBand="0" w:val="0020"/>
-        <w:tblBorders>
-          <w:top w:val="single" w:sz="4" w:space="0" w:color="D0D7DE"/>
-          <w:left w:val="single" w:sz="4" w:space="0" w:color="D0D7DE"/>
-          <w:bottom w:val="single" w:sz="4" w:space="0" w:color="D0D7DE"/>
-          <w:right w:val="single" w:sz="4" w:space="0" w:color="D0D7DE"/>
-          <w:insideH w:val="single" w:sz="4" w:space="0" w:color="D0D7DE"/>
-          <w:insideV w:val="single" w:sz="4" w:space="0" w:color="D0D7DE"/>
-        </w:tblBorders>
-        <w:tblCellMar>
-          <w:top w:w="120" w:type="dxa"/>
-          <w:bottom w:w="120" w:type="dxa"/>
-          <w:left w:w="160" w:type="dxa"/>
-          <w:right w:w="160" w:type="dxa"/>
-        </w:tblCellMar>
       </w:tblPr>
       <w:tblGrid>
         <w:gridCol w:w="1100"/>
@@ -1870,157 +1728,105 @@
       <w:tr>
         <w:trPr>
           <w:tblHeader w:val="on"/>
-          <w:cantSplit/>
         </w:trPr>
         <w:tc>
-          <w:tcPr>
-            <w:shd w:val="clear" w:color="auto" w:fill="F2F4F8"/>
-          </w:tcPr>
+          <w:tcPr/>
           <w:p>
             <w:pPr>
               <w:pStyle w:val="Compact"/>
               <w:jc w:val="center"/>
             </w:pPr>
             <w:r>
-              <w:rPr>
-                <w:b/>
-                <w:color w:val="24292F"/>
-              </w:rPr>
               <w:t xml:space="preserve">Ключ</w:t>
             </w:r>
           </w:p>
         </w:tc>
         <w:tc>
-          <w:tcPr>
-            <w:shd w:val="clear" w:color="auto" w:fill="F2F4F8"/>
-          </w:tcPr>
-          <w:p>
-            <w:pPr>
-              <w:pStyle w:val="Compact"/>
-              <w:jc w:val="left"/>
-            </w:pPr>
-            <w:r>
-              <w:rPr>
-                <w:b/>
-                <w:color w:val="24292F"/>
-              </w:rPr>
+          <w:tcPr/>
+          <w:p>
+            <w:pPr>
+              <w:pStyle w:val="Compact"/>
+              <w:jc w:val="left"/>
+            </w:pPr>
+            <w:r>
               <w:t xml:space="preserve">Название задачи (Task)</w:t>
             </w:r>
           </w:p>
         </w:tc>
         <w:tc>
-          <w:tcPr>
-            <w:shd w:val="clear" w:color="auto" w:fill="F2F4F8"/>
-          </w:tcPr>
-          <w:p>
-            <w:pPr>
-              <w:pStyle w:val="Compact"/>
-              <w:jc w:val="left"/>
-            </w:pPr>
-            <w:r>
-              <w:rPr>
-                <w:b/>
-                <w:color w:val="24292F"/>
-              </w:rPr>
+          <w:tcPr/>
+          <w:p>
+            <w:pPr>
+              <w:pStyle w:val="Compact"/>
+              <w:jc w:val="left"/>
+            </w:pPr>
+            <w:r>
               <w:t xml:space="preserve">Родительская сущность</w:t>
             </w:r>
           </w:p>
         </w:tc>
         <w:tc>
-          <w:tcPr>
-            <w:shd w:val="clear" w:color="auto" w:fill="F2F4F8"/>
-          </w:tcPr>
-          <w:p>
-            <w:pPr>
-              <w:pStyle w:val="Compact"/>
-              <w:jc w:val="left"/>
-            </w:pPr>
-            <w:r>
-              <w:rPr>
-                <w:b/>
-                <w:color w:val="24292F"/>
-              </w:rPr>
+          <w:tcPr/>
+          <w:p>
+            <w:pPr>
+              <w:pStyle w:val="Compact"/>
+              <w:jc w:val="left"/>
+            </w:pPr>
+            <w:r>
               <w:t xml:space="preserve">Исполнитель</w:t>
             </w:r>
           </w:p>
         </w:tc>
         <w:tc>
-          <w:tcPr>
-            <w:shd w:val="clear" w:color="auto" w:fill="F2F4F8"/>
-          </w:tcPr>
+          <w:tcPr/>
           <w:p>
             <w:pPr>
               <w:pStyle w:val="Compact"/>
               <w:jc w:val="center"/>
             </w:pPr>
             <w:r>
-              <w:rPr>
-                <w:b/>
-                <w:color w:val="24292F"/>
-              </w:rPr>
               <w:t xml:space="preserve">Спринт</w:t>
             </w:r>
           </w:p>
         </w:tc>
         <w:tc>
-          <w:tcPr>
-            <w:shd w:val="clear" w:color="auto" w:fill="F2F4F8"/>
-          </w:tcPr>
+          <w:tcPr/>
           <w:p>
             <w:pPr>
               <w:pStyle w:val="Compact"/>
               <w:jc w:val="center"/>
             </w:pPr>
             <w:r>
-              <w:rPr>
-                <w:b/>
-                <w:color w:val="24292F"/>
-              </w:rPr>
               <w:t xml:space="preserve">Приоритет</w:t>
             </w:r>
           </w:p>
         </w:tc>
         <w:tc>
-          <w:tcPr>
-            <w:shd w:val="clear" w:color="auto" w:fill="F2F4F8"/>
-          </w:tcPr>
+          <w:tcPr/>
           <w:p>
             <w:pPr>
               <w:pStyle w:val="Compact"/>
               <w:jc w:val="center"/>
             </w:pPr>
             <w:r>
-              <w:rPr>
-                <w:b/>
-                <w:color w:val="24292F"/>
-              </w:rPr>
               <w:t xml:space="preserve">Статус</w:t>
             </w:r>
           </w:p>
         </w:tc>
         <w:tc>
-          <w:tcPr>
-            <w:shd w:val="clear" w:color="auto" w:fill="F2F4F8"/>
-          </w:tcPr>
-          <w:p>
-            <w:pPr>
-              <w:pStyle w:val="Compact"/>
-              <w:jc w:val="left"/>
-            </w:pPr>
-            <w:r>
-              <w:rPr>
-                <w:b/>
-                <w:color w:val="24292F"/>
-              </w:rPr>
+          <w:tcPr/>
+          <w:p>
+            <w:pPr>
+              <w:pStyle w:val="Compact"/>
+              <w:jc w:val="left"/>
+            </w:pPr>
+            <w:r>
               <w:t xml:space="preserve">Ожидаемый результат (Deliverable)</w:t>
             </w:r>
           </w:p>
         </w:tc>
       </w:tr>
       <w:tr>
-        <w:trPr>
-          <w:cantSplit/>
-        </w:trPr>
         <w:tc>
           <w:tcPr/>
           <w:p>
@@ -2155,9 +1961,6 @@
         </w:tc>
       </w:tr>
       <w:tr>
-        <w:trPr>
-          <w:cantSplit/>
-        </w:trPr>
         <w:tc>
           <w:tcPr/>
           <w:p>
@@ -2292,9 +2095,6 @@
         </w:tc>
       </w:tr>
       <w:tr>
-        <w:trPr>
-          <w:cantSplit/>
-        </w:trPr>
         <w:tc>
           <w:tcPr/>
           <w:p>
@@ -2426,9 +2226,6 @@
         </w:tc>
       </w:tr>
       <w:tr>
-        <w:trPr>
-          <w:cantSplit/>
-        </w:trPr>
         <w:tc>
           <w:tcPr/>
           <w:p>
@@ -2580,20 +2377,6 @@
         <w:tblW w:type="pct" w:w="5000"/>
         <w:tblLayout w:type="fixed"/>
         <w:tblLook w:firstRow="1" w:lastRow="0" w:firstColumn="0" w:lastColumn="0" w:noHBand="0" w:noVBand="0" w:val="0020"/>
-        <w:tblBorders>
-          <w:top w:val="single" w:sz="4" w:space="0" w:color="D0D7DE"/>
-          <w:left w:val="single" w:sz="4" w:space="0" w:color="D0D7DE"/>
-          <w:bottom w:val="single" w:sz="4" w:space="0" w:color="D0D7DE"/>
-          <w:right w:val="single" w:sz="4" w:space="0" w:color="D0D7DE"/>
-          <w:insideH w:val="single" w:sz="4" w:space="0" w:color="D0D7DE"/>
-          <w:insideV w:val="single" w:sz="4" w:space="0" w:color="D0D7DE"/>
-        </w:tblBorders>
-        <w:tblCellMar>
-          <w:top w:w="120" w:type="dxa"/>
-          <w:bottom w:w="120" w:type="dxa"/>
-          <w:left w:w="160" w:type="dxa"/>
-          <w:right w:w="160" w:type="dxa"/>
-        </w:tblCellMar>
       </w:tblPr>
       <w:tblGrid>
         <w:gridCol w:w="2640"/>
@@ -2603,67 +2386,45 @@
       <w:tr>
         <w:trPr>
           <w:tblHeader w:val="on"/>
-          <w:cantSplit/>
         </w:trPr>
         <w:tc>
-          <w:tcPr>
-            <w:shd w:val="clear" w:color="auto" w:fill="F2F4F8"/>
-          </w:tcPr>
-          <w:p>
-            <w:pPr>
-              <w:pStyle w:val="Compact"/>
-              <w:jc w:val="left"/>
-            </w:pPr>
-            <w:r>
-              <w:rPr>
-                <w:b/>
-                <w:color w:val="24292F"/>
-              </w:rPr>
+          <w:tcPr/>
+          <w:p>
+            <w:pPr>
+              <w:pStyle w:val="Compact"/>
+              <w:jc w:val="left"/>
+            </w:pPr>
+            <w:r>
               <w:t xml:space="preserve">Статус</w:t>
             </w:r>
           </w:p>
         </w:tc>
         <w:tc>
-          <w:tcPr>
-            <w:shd w:val="clear" w:color="auto" w:fill="F2F4F8"/>
-          </w:tcPr>
-          <w:p>
-            <w:pPr>
-              <w:pStyle w:val="Compact"/>
-              <w:jc w:val="left"/>
-            </w:pPr>
-            <w:r>
-              <w:rPr>
-                <w:b/>
-                <w:color w:val="24292F"/>
-              </w:rPr>
+          <w:tcPr/>
+          <w:p>
+            <w:pPr>
+              <w:pStyle w:val="Compact"/>
+              <w:jc w:val="left"/>
+            </w:pPr>
+            <w:r>
               <w:t xml:space="preserve">Значение статуса</w:t>
             </w:r>
           </w:p>
         </w:tc>
         <w:tc>
-          <w:tcPr>
-            <w:shd w:val="clear" w:color="auto" w:fill="F2F4F8"/>
-          </w:tcPr>
-          <w:p>
-            <w:pPr>
-              <w:pStyle w:val="Compact"/>
-              <w:jc w:val="left"/>
-            </w:pPr>
-            <w:r>
-              <w:rPr>
-                <w:b/>
-                <w:color w:val="24292F"/>
-              </w:rPr>
+          <w:tcPr/>
+          <w:p>
+            <w:pPr>
+              <w:pStyle w:val="Compact"/>
+              <w:jc w:val="left"/>
+            </w:pPr>
+            <w:r>
               <w:t xml:space="preserve">Кто переводит в статус</w:t>
             </w:r>
           </w:p>
         </w:tc>
       </w:tr>
       <w:tr>
-        <w:trPr>
-          <w:cantSplit/>
-        </w:trPr>
         <w:tc>
           <w:tcPr/>
           <w:p>
@@ -2706,9 +2467,6 @@
         </w:tc>
       </w:tr>
       <w:tr>
-        <w:trPr>
-          <w:cantSplit/>
-        </w:trPr>
         <w:tc>
           <w:tcPr/>
           <w:p>
@@ -2751,9 +2509,6 @@
         </w:tc>
       </w:tr>
       <w:tr>
-        <w:trPr>
-          <w:cantSplit/>
-        </w:trPr>
         <w:tc>
           <w:tcPr/>
           <w:p>
@@ -2796,9 +2551,6 @@
         </w:tc>
       </w:tr>
       <w:tr>
-        <w:trPr>
-          <w:cantSplit/>
-        </w:trPr>
         <w:tc>
           <w:tcPr/>
           <w:p>
@@ -2841,9 +2593,6 @@
         </w:tc>
       </w:tr>
       <w:tr>
-        <w:trPr>
-          <w:cantSplit/>
-        </w:trPr>
         <w:tc>
           <w:tcPr/>
           <w:p>
@@ -2886,9 +2635,6 @@
         </w:tc>
       </w:tr>
       <w:tr>
-        <w:trPr>
-          <w:cantSplit/>
-        </w:trPr>
         <w:tc>
           <w:tcPr/>
           <w:p>
@@ -4620,670 +4366,896 @@
 </file>
 
 <file path=word/styles.xml><?xml version="1.0" encoding="utf-8"?>
-<ns0:styles xmlns:ns0="http://schemas.openxmlformats.org/wordprocessingml/2006/main">
-  <ns0:docDefaults>
-    <ns0:rPrDefault>
-      <ns0:rPr>
-        <ns0:rFonts ns0:asciiTheme="minorHAnsi" ns0:cstheme="minorBidi" ns0:eastAsiaTheme="minorEastAsia" ns0:hAnsiTheme="minorHAnsi"/>
-        <ns0:sz ns0:val="24"/>
-        <ns0:szCs ns0:val="24"/>
-        <ns0:lang ns0:bidi="ar-SA" ns0:eastAsia="zh-CN" ns0:val="en-US"/>
-      </ns0:rPr>
-    </ns0:rPrDefault>
-    <ns0:pPrDefault>
-      <ns0:pPr>
-        <ns0:spacing ns0:after="200"/>
-      </ns0:pPr>
-    </ns0:pPrDefault>
-  </ns0:docDefaults>
-  <ns0:latentStyles ns0:count="276" ns0:defLockedState="0" ns0:defQFormat="0" ns0:defSemiHidden="0" ns0:defUIPriority="0" ns0:defUnhideWhenUsed="0"/>
-  <ns0:style ns0:default="1" ns0:styleId="Normal" ns0:type="paragraph">
-    <ns0:name ns0:val="Normal"/>
-    <ns0:qFormat/>
-  </ns0:style>
-  <ns0:style ns0:styleId="BodyText" ns0:type="paragraph">
-    <ns0:name ns0:val="Body Text"/>
-    <ns0:basedOn ns0:val="Normal"/>
-    <ns0:link ns0:val="BodyTextChar"/>
-    <ns0:qFormat/>
-    <ns0:pPr>
-      <ns0:spacing ns0:after="180" ns0:before="180"/>
-    </ns0:pPr>
-  </ns0:style>
-  <ns0:style ns0:styleId="FirstParagraph" ns0:type="paragraph">
-    <ns0:name ns0:val="First Paragraph"/>
-    <ns0:basedOn ns0:val="BodyText"/>
-    <ns0:next ns0:val="BodyText"/>
-    <ns0:qFormat/>
-  </ns0:style>
-  <ns0:style ns0:styleId="Compact" ns0:type="paragraph">
-    <ns0:name ns0:val="Compact"/>
-    <ns0:basedOn ns0:val="BodyText"/>
-    <ns0:qFormat/>
-    <ns0:pPr>
-      <ns0:spacing ns0:after="36" ns0:before="36"/>
-    </ns0:pPr>
-  </ns0:style>
-  <ns0:style ns0:styleId="Title" ns0:type="paragraph">
-    <ns0:name ns0:val="Title"/>
-    <ns0:basedOn ns0:val="Normal"/>
-    <ns0:next ns0:val="BodyText"/>
-    <ns0:link ns0:val="TitleChar"/>
-    <ns0:uiPriority ns0:val="10"/>
-    <ns0:qFormat/>
-    <ns0:rsid ns0:val="00A10FD9"/>
-    <ns0:pPr>
-      <ns0:spacing ns0:after="80" ns0:line="240" ns0:lineRule="auto"/>
-      <ns0:contextualSpacing/>
-      <ns0:jc ns0:val="center"/>
-    </ns0:pPr>
-    <ns0:rPr>
-      <ns0:rFonts ns0:asciiTheme="majorHAnsi" ns0:cstheme="majorBidi" ns0:eastAsiaTheme="majorEastAsia" ns0:hAnsiTheme="majorHAnsi"/>
-      <ns0:sz ns0:val="56"/>
-      <ns0:szCs ns0:val="56"/>
-    </ns0:rPr>
-  </ns0:style>
-  <ns0:style ns0:styleId="TitleChar" ns0:type="character">
-    <ns0:name ns0:val="Title Char"/>
-    <ns0:basedOn ns0:val="DefaultParagraphFont"/>
-    <ns0:link ns0:val="Title"/>
-    <ns0:uiPriority ns0:val="10"/>
-    <ns0:rsid ns0:val="00A10FD9"/>
-    <ns0:rPr>
-      <ns0:rFonts ns0:asciiTheme="majorHAnsi" ns0:cstheme="majorBidi" ns0:eastAsiaTheme="majorEastAsia" ns0:hAnsiTheme="majorHAnsi"/>
-      <ns0:sz ns0:val="56"/>
-      <ns0:szCs ns0:val="56"/>
-    </ns0:rPr>
-  </ns0:style>
-  <ns0:style ns0:styleId="Subtitle" ns0:type="paragraph">
-    <ns0:name ns0:val="Subtitle"/>
-    <ns0:basedOn ns0:val="Title"/>
-    <ns0:next ns0:val="BodyText"/>
-    <ns0:link ns0:val="SubtitleChar"/>
-    <ns0:uiPriority ns0:val="11"/>
-    <ns0:qFormat/>
-    <ns0:rsid ns0:val="00A10FD9"/>
-    <ns0:pPr>
-      <ns0:numPr>
-        <ns0:ilvl ns0:val="1"/>
-      </ns0:numPr>
-    </ns0:pPr>
-    <ns0:rPr>
-      <ns0:rFonts ns0:cstheme="majorBidi" ns0:eastAsiaTheme="majorEastAsia"/>
-      <ns0:spacing ns0:val="15"/>
-      <ns0:sz ns0:val="28"/>
-      <ns0:szCs ns0:val="28"/>
-    </ns0:rPr>
-  </ns0:style>
-  <ns0:style ns0:styleId="SubtitleChar" ns0:type="character">
-    <ns0:name ns0:val="Subtitle Char"/>
-    <ns0:basedOn ns0:val="DefaultParagraphFont"/>
-    <ns0:link ns0:val="Subtitle"/>
-    <ns0:uiPriority ns0:val="11"/>
-    <ns0:rsid ns0:val="00A10FD9"/>
-    <ns0:rPr>
-      <ns0:rFonts ns0:cstheme="majorBidi" ns0:eastAsiaTheme="majorEastAsia"/>
-      <ns0:color ns0:themeColor="text1" ns0:themeTint="A6" ns0:val="595959"/>
-      <ns0:spacing ns0:val="15"/>
-      <ns0:sz ns0:val="28"/>
-      <ns0:szCs ns0:val="28"/>
-    </ns0:rPr>
-  </ns0:style>
-  <ns0:style ns0:styleId="Author" ns0:type="paragraph">
-    <ns0:name ns0:val="Author"/>
-    <ns0:basedOn ns0:val="Title"/>
-    <ns0:next ns0:val="BodyText"/>
-    <ns0:qFormat/>
-    <ns0:pPr>
-      <ns0:keepNext/>
-      <ns0:keepLines/>
-    </ns0:pPr>
-    <ns0:rPr>
-      <ns0:sz ns0:val="24"/>
-      <ns0:szCs ns0:val="24"/>
-    </ns0:rPr>
-  </ns0:style>
-  <ns0:style ns0:styleId="Date" ns0:type="paragraph">
-    <ns0:name ns0:val="Date"/>
-    <ns0:basedOn ns0:val="Title"/>
-    <ns0:next ns0:val="BodyText"/>
-    <ns0:qFormat/>
-    <ns0:pPr>
-      <ns0:keepNext/>
-      <ns0:keepLines/>
-    </ns0:pPr>
-    <ns0:rPr>
-      <ns0:sz ns0:val="24"/>
-      <ns0:szCs ns0:val="24"/>
-    </ns0:rPr>
-  </ns0:style>
-  <ns0:style ns0:styleId="AbstractTitle" ns0:type="paragraph">
-    <ns0:name ns0:val="Abstract Title"/>
-    <ns0:basedOn ns0:val="Normal"/>
-    <ns0:next ns0:val="Abstract"/>
-    <ns0:qFormat/>
-    <ns0:pPr>
-      <ns0:keepNext/>
-      <ns0:keepLines/>
-      <ns0:spacing ns0:after="0" ns0:before="300"/>
-      <ns0:jc ns0:val="center"/>
-    </ns0:pPr>
-    <ns0:rPr>
-      <ns0:b/>
-      <ns0:sz ns0:val="20"/>
-      <ns0:szCs ns0:val="20"/>
-    </ns0:rPr>
-  </ns0:style>
-  <ns0:style ns0:styleId="Abstract" ns0:type="paragraph">
-    <ns0:name ns0:val="Abstract"/>
-    <ns0:basedOn ns0:val="Normal"/>
-    <ns0:next ns0:val="BodyText"/>
-    <ns0:qFormat/>
-    <ns0:pPr>
-      <ns0:keepNext/>
-      <ns0:keepLines/>
-      <ns0:spacing ns0:after="300" ns0:before="100"/>
-    </ns0:pPr>
-    <ns0:rPr>
-      <ns0:sz ns0:val="20"/>
-      <ns0:szCs ns0:val="20"/>
-    </ns0:rPr>
-  </ns0:style>
-  <ns0:style ns0:styleId="Bibliography" ns0:type="paragraph">
-    <ns0:name ns0:val="Bibliography"/>
-    <ns0:basedOn ns0:val="Normal"/>
-    <ns0:next ns0:val="Bibliography"/>
-    <ns0:qFormat/>
-    <ns0:pPr/>
-    <ns0:rPr/>
-  </ns0:style>
-  <ns0:style ns0:styleId="Heading1" ns0:type="paragraph">
-    <ns0:name ns0:val="heading 1"/>
-    <ns0:basedOn ns0:val="Normal"/>
-    <ns0:next ns0:val="BodyText"/>
-    <ns0:link ns0:val="Heading1Char"/>
-    <ns0:uiPriority ns0:val="9"/>
-    <ns0:qFormat/>
-    <ns0:rsid ns0:val="00A10FD9"/>
-    <ns0:pPr>
-      <ns0:keepNext/>
-      <ns0:keepLines/>
-      <ns0:spacing ns0:after="80" ns0:before="360"/>
-      <ns0:outlineLvl ns0:val="0"/>
-    </ns0:pPr>
-    <ns0:rPr>
-      <ns0:rFonts ns0:asciiTheme="majorHAnsi" ns0:cstheme="majorBidi" ns0:eastAsiaTheme="majorEastAsia" ns0:hAnsiTheme="majorHAnsi"/>
-      <ns0:color ns0:themeColor="accent1" ns0:themeShade="BF" ns0:val="0F4761"/>
-      <ns0:sz ns0:val="40"/>
-      <ns0:szCs ns0:val="40"/>
-    </ns0:rPr>
-  </ns0:style>
-  <ns0:style ns0:styleId="Heading2" ns0:type="paragraph">
-    <ns0:name ns0:val="heading 2"/>
-    <ns0:basedOn ns0:val="Normal"/>
-    <ns0:next ns0:val="BodyText"/>
-    <ns0:link ns0:val="Heading2Char"/>
-    <ns0:uiPriority ns0:val="9"/>
-    <ns0:semiHidden/>
-    <ns0:unhideWhenUsed/>
-    <ns0:qFormat/>
-    <ns0:rsid ns0:val="00A10FD9"/>
-    <ns0:pPr>
-      <ns0:keepNext/>
-      <ns0:keepLines/>
-      <ns0:spacing ns0:after="80" ns0:before="160"/>
-      <ns0:outlineLvl ns0:val="1"/>
-    </ns0:pPr>
-    <ns0:rPr>
-      <ns0:rFonts ns0:asciiTheme="majorHAnsi" ns0:cstheme="majorBidi" ns0:eastAsiaTheme="majorEastAsia" ns0:hAnsiTheme="majorHAnsi"/>
-      <ns0:color ns0:themeColor="accent1" ns0:themeShade="BF" ns0:val="0F4761"/>
-      <ns0:sz ns0:val="32"/>
-      <ns0:szCs ns0:val="32"/>
-    </ns0:rPr>
-  </ns0:style>
-  <ns0:style ns0:styleId="Heading3" ns0:type="paragraph">
-    <ns0:name ns0:val="heading 3"/>
-    <ns0:basedOn ns0:val="Normal"/>
-    <ns0:next ns0:val="BodyText"/>
-    <ns0:link ns0:val="Heading3Char"/>
-    <ns0:uiPriority ns0:val="9"/>
-    <ns0:semiHidden/>
-    <ns0:unhideWhenUsed/>
-    <ns0:qFormat/>
-    <ns0:rsid ns0:val="00A10FD9"/>
-    <ns0:pPr>
-      <ns0:keepNext/>
-      <ns0:keepLines/>
-      <ns0:spacing ns0:after="80" ns0:before="160"/>
-      <ns0:outlineLvl ns0:val="2"/>
-    </ns0:pPr>
-    <ns0:rPr>
-      <ns0:rFonts ns0:cstheme="majorBidi" ns0:eastAsiaTheme="majorEastAsia"/>
-      <ns0:color ns0:themeColor="accent1" ns0:themeShade="BF" ns0:val="0F4761"/>
-      <ns0:sz ns0:val="28"/>
-      <ns0:szCs ns0:val="28"/>
-    </ns0:rPr>
-  </ns0:style>
-  <ns0:style ns0:styleId="Heading4" ns0:type="paragraph">
-    <ns0:name ns0:val="heading 4"/>
-    <ns0:basedOn ns0:val="Normal"/>
-    <ns0:next ns0:val="BodyText"/>
-    <ns0:link ns0:val="Heading4Char"/>
-    <ns0:uiPriority ns0:val="9"/>
-    <ns0:semiHidden/>
-    <ns0:unhideWhenUsed/>
-    <ns0:qFormat/>
-    <ns0:rsid ns0:val="00A10FD9"/>
-    <ns0:pPr>
-      <ns0:keepNext/>
-      <ns0:keepLines/>
-      <ns0:spacing ns0:after="40" ns0:before="80"/>
-      <ns0:outlineLvl ns0:val="3"/>
-    </ns0:pPr>
-    <ns0:rPr>
-      <ns0:rFonts ns0:cstheme="majorBidi" ns0:eastAsiaTheme="majorEastAsia"/>
-      <ns0:i/>
-      <ns0:iCs/>
-      <ns0:color ns0:themeColor="accent1" ns0:themeShade="BF" ns0:val="0F4761"/>
-    </ns0:rPr>
-  </ns0:style>
-  <ns0:style ns0:styleId="Heading5" ns0:type="paragraph">
-    <ns0:name ns0:val="heading 5"/>
-    <ns0:basedOn ns0:val="Normal"/>
-    <ns0:next ns0:val="BodyText"/>
-    <ns0:link ns0:val="Heading5Char"/>
-    <ns0:uiPriority ns0:val="9"/>
-    <ns0:semiHidden/>
-    <ns0:unhideWhenUsed/>
-    <ns0:qFormat/>
-    <ns0:rsid ns0:val="00A10FD9"/>
-    <ns0:pPr>
-      <ns0:keepNext/>
-      <ns0:keepLines/>
-      <ns0:spacing ns0:after="40" ns0:before="80"/>
-      <ns0:outlineLvl ns0:val="4"/>
-    </ns0:pPr>
-    <ns0:rPr>
-      <ns0:rFonts ns0:cstheme="majorBidi" ns0:eastAsiaTheme="majorEastAsia"/>
-      <ns0:color ns0:themeColor="accent1" ns0:themeShade="BF" ns0:val="0F4761"/>
-    </ns0:rPr>
-  </ns0:style>
-  <ns0:style ns0:styleId="Heading6" ns0:type="paragraph">
-    <ns0:name ns0:val="heading 6"/>
-    <ns0:basedOn ns0:val="Normal"/>
-    <ns0:next ns0:val="BodyText"/>
-    <ns0:link ns0:val="Heading6Char"/>
-    <ns0:uiPriority ns0:val="9"/>
-    <ns0:semiHidden/>
-    <ns0:unhideWhenUsed/>
-    <ns0:qFormat/>
-    <ns0:rsid ns0:val="00A10FD9"/>
-    <ns0:pPr>
-      <ns0:keepNext/>
-      <ns0:keepLines/>
-      <ns0:spacing ns0:after="0" ns0:before="40"/>
-      <ns0:outlineLvl ns0:val="5"/>
-    </ns0:pPr>
-    <ns0:rPr>
-      <ns0:rFonts ns0:cstheme="majorBidi" ns0:eastAsiaTheme="majorEastAsia"/>
-      <ns0:i/>
-      <ns0:iCs/>
-      <ns0:color ns0:themeColor="text1" ns0:themeTint="A6" ns0:val="595959"/>
-    </ns0:rPr>
-  </ns0:style>
-  <ns0:style ns0:styleId="Heading7" ns0:type="paragraph">
-    <ns0:name ns0:val="heading 7"/>
-    <ns0:basedOn ns0:val="Normal"/>
-    <ns0:next ns0:val="BodyText"/>
-    <ns0:link ns0:val="Heading7Char"/>
-    <ns0:uiPriority ns0:val="9"/>
-    <ns0:semiHidden/>
-    <ns0:unhideWhenUsed/>
-    <ns0:qFormat/>
-    <ns0:rsid ns0:val="00A10FD9"/>
-    <ns0:pPr>
-      <ns0:keepNext/>
-      <ns0:keepLines/>
-      <ns0:spacing ns0:after="0" ns0:before="40"/>
-      <ns0:outlineLvl ns0:val="6"/>
-    </ns0:pPr>
-    <ns0:rPr>
-      <ns0:rFonts ns0:cstheme="majorBidi" ns0:eastAsiaTheme="majorEastAsia"/>
-      <ns0:color ns0:themeColor="text1" ns0:themeTint="A6" ns0:val="595959"/>
-    </ns0:rPr>
-  </ns0:style>
-  <ns0:style ns0:styleId="Heading8" ns0:type="paragraph">
-    <ns0:name ns0:val="heading 8"/>
-    <ns0:basedOn ns0:val="Normal"/>
-    <ns0:next ns0:val="BodyText"/>
-    <ns0:link ns0:val="Heading8Char"/>
-    <ns0:uiPriority ns0:val="9"/>
-    <ns0:semiHidden/>
-    <ns0:unhideWhenUsed/>
-    <ns0:qFormat/>
-    <ns0:rsid ns0:val="00A10FD9"/>
-    <ns0:pPr>
-      <ns0:keepNext/>
-      <ns0:keepLines/>
-      <ns0:spacing ns0:after="0"/>
-      <ns0:outlineLvl ns0:val="7"/>
-    </ns0:pPr>
-    <ns0:rPr>
-      <ns0:rFonts ns0:cstheme="majorBidi" ns0:eastAsiaTheme="majorEastAsia"/>
-      <ns0:i/>
-      <ns0:iCs/>
-      <ns0:color ns0:themeColor="text1" ns0:themeTint="D8" ns0:val="272727"/>
-    </ns0:rPr>
-  </ns0:style>
-  <ns0:style ns0:styleId="Heading9" ns0:type="paragraph">
-    <ns0:name ns0:val="heading 9"/>
-    <ns0:basedOn ns0:val="Normal"/>
-    <ns0:next ns0:val="BodyText"/>
-    <ns0:link ns0:val="Heading9Char"/>
-    <ns0:uiPriority ns0:val="9"/>
-    <ns0:semiHidden/>
-    <ns0:unhideWhenUsed/>
-    <ns0:qFormat/>
-    <ns0:rsid ns0:val="00A10FD9"/>
-    <ns0:pPr>
-      <ns0:keepNext/>
-      <ns0:keepLines/>
-      <ns0:spacing ns0:after="0"/>
-      <ns0:outlineLvl ns0:val="8"/>
-    </ns0:pPr>
-    <ns0:rPr>
-      <ns0:rFonts ns0:cstheme="majorBidi" ns0:eastAsiaTheme="majorEastAsia"/>
-      <ns0:color ns0:themeColor="text1" ns0:themeTint="D8" ns0:val="272727"/>
-    </ns0:rPr>
-  </ns0:style>
-  <ns0:style ns0:styleId="Heading1Char" ns0:type="character">
-    <ns0:name ns0:val="Heading 1 Char"/>
-    <ns0:basedOn ns0:val="DefaultParagraphFont"/>
-    <ns0:link ns0:val="Heading1"/>
-    <ns0:uiPriority ns0:val="9"/>
-    <ns0:rsid ns0:val="00A10FD9"/>
-    <ns0:rPr>
-      <ns0:rFonts ns0:asciiTheme="majorHAnsi" ns0:cstheme="majorBidi" ns0:eastAsiaTheme="majorEastAsia" ns0:hAnsiTheme="majorHAnsi"/>
-      <ns0:color ns0:themeColor="accent1" ns0:themeShade="BF" ns0:val="0F4761"/>
-      <ns0:sz ns0:val="40"/>
-      <ns0:szCs ns0:val="40"/>
-    </ns0:rPr>
-  </ns0:style>
-  <ns0:style ns0:styleId="Heading2Char" ns0:type="character">
-    <ns0:name ns0:val="Heading 2 Char"/>
-    <ns0:basedOn ns0:val="DefaultParagraphFont"/>
-    <ns0:link ns0:val="Heading2"/>
-    <ns0:uiPriority ns0:val="9"/>
-    <ns0:semiHidden/>
-    <ns0:rsid ns0:val="00A10FD9"/>
-    <ns0:rPr>
-      <ns0:rFonts ns0:asciiTheme="majorHAnsi" ns0:cstheme="majorBidi" ns0:eastAsiaTheme="majorEastAsia" ns0:hAnsiTheme="majorHAnsi"/>
-      <ns0:color ns0:themeColor="accent1" ns0:themeShade="BF" ns0:val="0F4761"/>
-      <ns0:sz ns0:val="32"/>
-      <ns0:szCs ns0:val="32"/>
-    </ns0:rPr>
-  </ns0:style>
-  <ns0:style ns0:styleId="Heading3Char" ns0:type="character">
-    <ns0:name ns0:val="Heading 3 Char"/>
-    <ns0:basedOn ns0:val="DefaultParagraphFont"/>
-    <ns0:link ns0:val="Heading3"/>
-    <ns0:uiPriority ns0:val="9"/>
-    <ns0:semiHidden/>
-    <ns0:rsid ns0:val="00A10FD9"/>
-    <ns0:rPr>
-      <ns0:rFonts ns0:cstheme="majorBidi" ns0:eastAsiaTheme="majorEastAsia"/>
-      <ns0:color ns0:themeColor="accent1" ns0:themeShade="BF" ns0:val="0F4761"/>
-      <ns0:sz ns0:val="28"/>
-      <ns0:szCs ns0:val="28"/>
-    </ns0:rPr>
-  </ns0:style>
-  <ns0:style ns0:styleId="Heading4Char" ns0:type="character">
-    <ns0:name ns0:val="Heading 4 Char"/>
-    <ns0:basedOn ns0:val="DefaultParagraphFont"/>
-    <ns0:link ns0:val="Heading4"/>
-    <ns0:uiPriority ns0:val="9"/>
-    <ns0:semiHidden/>
-    <ns0:rsid ns0:val="00A10FD9"/>
-    <ns0:rPr>
-      <ns0:rFonts ns0:cstheme="majorBidi" ns0:eastAsiaTheme="majorEastAsia"/>
-      <ns0:i/>
-      <ns0:iCs/>
-      <ns0:color ns0:themeColor="accent1" ns0:themeShade="BF" ns0:val="0F4761"/>
-    </ns0:rPr>
-  </ns0:style>
-  <ns0:style ns0:styleId="Heading5Char" ns0:type="character">
-    <ns0:name ns0:val="Heading 5 Char"/>
-    <ns0:basedOn ns0:val="DefaultParagraphFont"/>
-    <ns0:link ns0:val="Heading5"/>
-    <ns0:uiPriority ns0:val="9"/>
-    <ns0:semiHidden/>
-    <ns0:rsid ns0:val="00A10FD9"/>
-    <ns0:rPr>
-      <ns0:rFonts ns0:cstheme="majorBidi" ns0:eastAsiaTheme="majorEastAsia"/>
-      <ns0:color ns0:themeColor="accent1" ns0:themeShade="BF" ns0:val="0F4761"/>
-    </ns0:rPr>
-  </ns0:style>
-  <ns0:style ns0:styleId="Heading6Char" ns0:type="character">
-    <ns0:name ns0:val="Heading 6 Char"/>
-    <ns0:basedOn ns0:val="DefaultParagraphFont"/>
-    <ns0:link ns0:val="Heading6"/>
-    <ns0:uiPriority ns0:val="9"/>
-    <ns0:semiHidden/>
-    <ns0:rsid ns0:val="00A10FD9"/>
-    <ns0:rPr>
-      <ns0:rFonts ns0:cstheme="majorBidi" ns0:eastAsiaTheme="majorEastAsia"/>
-      <ns0:i/>
-      <ns0:iCs/>
-      <ns0:color ns0:themeColor="text1" ns0:themeTint="A6" ns0:val="595959"/>
-    </ns0:rPr>
-  </ns0:style>
-  <ns0:style ns0:styleId="Heading7Char" ns0:type="character">
-    <ns0:name ns0:val="Heading 7 Char"/>
-    <ns0:basedOn ns0:val="DefaultParagraphFont"/>
-    <ns0:link ns0:val="Heading7"/>
-    <ns0:uiPriority ns0:val="9"/>
-    <ns0:semiHidden/>
-    <ns0:rsid ns0:val="00A10FD9"/>
-    <ns0:rPr>
-      <ns0:rFonts ns0:cstheme="majorBidi" ns0:eastAsiaTheme="majorEastAsia"/>
-      <ns0:color ns0:themeColor="text1" ns0:themeTint="A6" ns0:val="595959"/>
-    </ns0:rPr>
-  </ns0:style>
-  <ns0:style ns0:styleId="Heading8Char" ns0:type="character">
-    <ns0:name ns0:val="Heading 8 Char"/>
-    <ns0:basedOn ns0:val="DefaultParagraphFont"/>
-    <ns0:link ns0:val="Heading8"/>
-    <ns0:uiPriority ns0:val="9"/>
-    <ns0:semiHidden/>
-    <ns0:rsid ns0:val="00A10FD9"/>
-    <ns0:rPr>
-      <ns0:rFonts ns0:cstheme="majorBidi" ns0:eastAsiaTheme="majorEastAsia"/>
-      <ns0:i/>
-      <ns0:iCs/>
-      <ns0:color ns0:themeColor="text1" ns0:themeTint="D8" ns0:val="272727"/>
-    </ns0:rPr>
-  </ns0:style>
-  <ns0:style ns0:styleId="Heading9Char" ns0:type="character">
-    <ns0:name ns0:val="Heading 9 Char"/>
-    <ns0:basedOn ns0:val="DefaultParagraphFont"/>
-    <ns0:link ns0:val="Heading9"/>
-    <ns0:uiPriority ns0:val="9"/>
-    <ns0:semiHidden/>
-    <ns0:rsid ns0:val="00A10FD9"/>
-    <ns0:rPr>
-      <ns0:rFonts ns0:cstheme="majorBidi" ns0:eastAsiaTheme="majorEastAsia"/>
-      <ns0:color ns0:themeColor="text1" ns0:themeTint="D8" ns0:val="272727"/>
-    </ns0:rPr>
-  </ns0:style>
-  <ns0:style ns0:styleId="BlockText" ns0:type="paragraph">
-    <ns0:name ns0:val="Block Text"/>
-    <ns0:basedOn ns0:val="BodyText"/>
-    <ns0:next ns0:val="BodyText"/>
-    <ns0:uiPriority ns0:val="9"/>
-    <ns0:unhideWhenUsed/>
-    <ns0:qFormat/>
-    <ns0:pPr>
-      <ns0:spacing ns0:after="100" ns0:before="100"/>
-      <ns0:ind ns0:firstLine="0" ns0:left="480" ns0:right="480"/>
-    </ns0:pPr>
-  </ns0:style>
-  <ns0:style ns0:styleId="FootnoteText" ns0:type="paragraph">
-    <ns0:name ns0:val="Footnote Text"/>
-    <ns0:basedOn ns0:val="Normal"/>
-    <ns0:next ns0:val="FootnoteText"/>
-    <ns0:uiPriority ns0:val="9"/>
-    <ns0:unhideWhenUsed/>
-    <ns0:qFormat/>
-  </ns0:style>
-  <ns0:style ns0:styleId="FootnoteBlockText" ns0:type="paragraph">
-    <ns0:name ns0:val="Footnote Block Text"/>
-    <ns0:basedOn ns0:val="FootnoteText"/>
-    <ns0:next ns0:val="FootnoteText"/>
-    <ns0:uiPriority ns0:val="9"/>
-    <ns0:unhideWhenUsed/>
-    <ns0:qFormat/>
-    <ns0:pPr>
-      <ns0:spacing ns0:after="100" ns0:before="100"/>
-      <ns0:ind ns0:firstLine="0" ns0:left="480" ns0:right="480"/>
-    </ns0:pPr>
-  </ns0:style>
-  <ns0:style ns0:default="1" ns0:styleId="DefaultParagraphFont" ns0:type="character">
-    <ns0:name ns0:val="Default Paragraph Font"/>
-    <ns0:semiHidden/>
-    <ns0:unhideWhenUsed/>
-  </ns0:style>
-  <ns0:style ns0:default="1" ns0:styleId="Table" ns0:type="table">
-    <ns0:name ns0:val="Table"/>
-    <ns0:basedOn ns0:val="TableNormal"/>
-    <ns0:semiHidden/>
-    <ns0:unhideWhenUsed/>
-    <ns0:qFormat/>
-    <ns0:tblPr>
-      <ns0:tblInd ns0:type="dxa" ns0:w="0"/>
-      <ns0:tblCellMar>
-        <ns0:top ns0:type="dxa" ns0:w="0"/>
-        <ns0:left ns0:type="dxa" ns0:w="108"/>
-        <ns0:bottom ns0:type="dxa" ns0:w="0"/>
-        <ns0:right ns0:type="dxa" ns0:w="108"/>
-      </ns0:tblCellMar>
-    </ns0:tblPr>
-    <ns0:tblStylePr ns0:type="firstRow">
-      <ns0:tcPr>
-        <ns0:tcBorders>
-          <ns0:bottom ns0:val="single"/>
-        </ns0:tcBorders>
-        <ns0:vAlign ns0:val="bottom"/>
-      </ns0:tcPr>
-    </ns0:tblStylePr>
-  </ns0:style>
-  <ns0:style ns0:styleId="DefinitionTerm" ns0:type="paragraph">
-    <ns0:name ns0:val="Definition Term"/>
-    <ns0:basedOn ns0:val="Normal"/>
-    <ns0:next ns0:val="Definition"/>
-    <ns0:pPr>
-      <ns0:keepNext/>
-      <ns0:keepLines/>
-      <ns0:spacing ns0:after="0"/>
-    </ns0:pPr>
-    <ns0:rPr>
-      <ns0:b/>
-    </ns0:rPr>
-  </ns0:style>
-  <ns0:style ns0:styleId="Definition" ns0:type="paragraph">
-    <ns0:name ns0:val="Definition"/>
-    <ns0:basedOn ns0:val="Normal"/>
-  </ns0:style>
-  <ns0:style ns0:styleId="Caption" ns0:type="paragraph">
-    <ns0:name ns0:val="Caption"/>
-    <ns0:basedOn ns0:val="Normal"/>
-    <ns0:link ns0:val="BodyTextChar"/>
-    <ns0:pPr>
-      <ns0:spacing ns0:after="120" ns0:before="0"/>
-    </ns0:pPr>
-    <ns0:rPr>
-      <ns0:i/>
-    </ns0:rPr>
-  </ns0:style>
-  <ns0:style ns0:styleId="TableCaption" ns0:type="paragraph">
-    <ns0:name ns0:val="Table Caption"/>
-    <ns0:basedOn ns0:val="Caption"/>
-    <ns0:pPr>
-      <ns0:keepNext/>
-    </ns0:pPr>
-  </ns0:style>
-  <ns0:style ns0:styleId="ImageCaption" ns0:type="paragraph">
-    <ns0:name ns0:val="Image Caption"/>
-    <ns0:basedOn ns0:val="Caption"/>
-  </ns0:style>
-  <ns0:style ns0:styleId="Figure" ns0:type="paragraph">
-    <ns0:name ns0:val="Figure"/>
-    <ns0:basedOn ns0:val="Normal"/>
-  </ns0:style>
-  <ns0:style ns0:styleId="CaptionedFigure" ns0:type="paragraph">
-    <ns0:name ns0:val="Captioned Figure"/>
-    <ns0:basedOn ns0:val="Figure"/>
-    <ns0:pPr>
-      <ns0:keepNext/>
-    </ns0:pPr>
-  </ns0:style>
-  <ns0:style ns0:styleId="BodyTextChar" ns0:type="character">
-    <ns0:name ns0:val="Body Text Char"/>
-    <ns0:basedOn ns0:val="DefaultParagraphFont"/>
-    <ns0:link ns0:val="BodyText"/>
-  </ns0:style>
-  <ns0:style ns0:styleId="VerbatimChar" ns0:type="character">
-    <ns0:name ns0:val="Verbatim Char"/>
-    <ns0:basedOn ns0:val="BodyTextChar"/>
-    <ns0:rPr>
-      <ns0:rFonts ns0:ascii="Consolas" ns0:hAnsi="Consolas"/>
-      <ns0:sz ns0:val="22"/>
-    </ns0:rPr>
-  </ns0:style>
-  <ns0:style ns0:styleId="SectionNumber" ns0:type="character">
-    <ns0:name ns0:val="Section Number"/>
-    <ns0:basedOn ns0:val="BodyTextChar"/>
-  </ns0:style>
-  <ns0:style ns0:styleId="FootnoteReference" ns0:type="character">
-    <ns0:name ns0:val="Footnote Reference"/>
-    <ns0:basedOn ns0:val="BodyTextChar"/>
-    <ns0:rPr>
-      <ns0:vertAlign ns0:val="superscript"/>
-    </ns0:rPr>
-  </ns0:style>
-  <ns0:style ns0:styleId="Hyperlink" ns0:type="character">
-    <ns0:name ns0:val="Hyperlink"/>
-    <ns0:basedOn ns0:val="BodyTextChar"/>
-    <ns0:rPr>
-      <ns0:color ns0:themeColor="accent1" ns0:val="4F81BD"/>
-    </ns0:rPr>
-  </ns0:style>
-  <ns0:style ns0:styleId="TOCHeading" ns0:type="paragraph">
-    <ns0:name ns0:val="TOC Heading"/>
-    <ns0:basedOn ns0:val="Heading1"/>
-    <ns0:next ns0:val="BodyText"/>
-    <ns0:uiPriority ns0:val="39"/>
-    <ns0:unhideWhenUsed/>
-    <ns0:qFormat/>
-    <ns0:pPr>
-      <ns0:spacing ns0:before="240" ns0:line="259" ns0:lineRule="auto"/>
-      <ns0:outlineLvl ns0:val="9"/>
-    </ns0:pPr>
-    <ns0:rPr>
-      <ns0:rFonts ns0:asciiTheme="majorHAnsi" ns0:cstheme="majorBidi" ns0:eastAsiaTheme="majorEastAsia" ns0:hAnsiTheme="majorHAnsi"/>
-      <ns0:b ns0:val="0"/>
-      <ns0:bCs ns0:val="0"/>
-      <ns0:color ns0:themeColor="accent1" ns0:themeShade="BF" ns0:val="365F91"/>
-    </ns0:rPr>
-  </ns0:style>
-  <ns0:style ns0:type="paragraph" ns0:styleId="SourceCode">
-    <ns0:name ns0:val="Source Code"/>
-    <ns0:basedOn ns0:val="Normal"/>
-    <ns0:link ns0:val="VerbatimChar"/>
-    <ns0:pPr>
-      <ns0:wordWrap ns0:val="off"/>
-    </ns0:pPr>
-  </ns0:style>
-</ns0:styles>
+<w:styles xmlns:r="http://schemas.openxmlformats.org/officeDocument/2006/relationships" xmlns:w="http://schemas.openxmlformats.org/wordprocessingml/2006/main">
+  <w:docDefaults>
+    <w:rPrDefault>
+      <w:rPr>
+        <w:rFonts w:asciiTheme="minorHAnsi" w:cstheme="minorBidi" w:eastAsiaTheme="minorEastAsia" w:hAnsiTheme="minorHAnsi"/>
+        <w:sz w:val="24"/>
+        <w:szCs w:val="24"/>
+        <w:lang w:bidi="ar-SA" w:eastAsia="zh-CN" w:val="en-US"/>
+      </w:rPr>
+    </w:rPrDefault>
+    <w:pPrDefault>
+      <w:pPr>
+        <w:spacing w:after="200"/>
+      </w:pPr>
+    </w:pPrDefault>
+  </w:docDefaults>
+  <w:latentStyles w:count="276" w:defLockedState="0" w:defQFormat="0" w:defSemiHidden="0" w:defUIPriority="0" w:defUnhideWhenUsed="0"/>
+  <w:style w:default="1" w:styleId="Normal" w:type="paragraph">
+    <w:name w:val="Normal"/>
+    <w:qFormat/>
+  </w:style>
+  <w:style w:styleId="BodyText" w:type="paragraph">
+    <w:name w:val="Body Text"/>
+    <w:basedOn w:val="Normal"/>
+    <w:link w:val="BodyTextChar"/>
+    <w:qFormat/>
+    <w:pPr>
+      <w:spacing w:after="180" w:before="180"/>
+    </w:pPr>
+  </w:style>
+  <w:style w:customStyle="1" w:styleId="FirstParagraph" w:type="paragraph">
+    <w:name w:val="First Paragraph"/>
+    <w:basedOn w:val="BodyText"/>
+    <w:next w:val="BodyText"/>
+    <w:qFormat/>
+  </w:style>
+  <w:style w:customStyle="1" w:styleId="Compact" w:type="paragraph">
+    <w:name w:val="Compact"/>
+    <w:basedOn w:val="BodyText"/>
+    <w:qFormat/>
+    <w:pPr>
+      <w:spacing w:after="36" w:before="36"/>
+    </w:pPr>
+  </w:style>
+  <w:style w:styleId="Title" w:type="paragraph">
+    <w:name w:val="Title"/>
+    <w:basedOn w:val="Normal"/>
+    <w:next w:val="BodyText"/>
+    <w:link w:val="TitleChar"/>
+    <w:uiPriority w:val="10"/>
+    <w:qFormat/>
+    <w:rsid w:val="00A10FD9"/>
+    <w:pPr>
+      <w:spacing w:after="80" w:line="240" w:lineRule="auto"/>
+      <w:contextualSpacing/>
+      <w:jc w:val="center"/>
+    </w:pPr>
+    <w:rPr>
+      <w:rFonts w:asciiTheme="majorHAnsi" w:cstheme="majorBidi" w:eastAsiaTheme="majorEastAsia" w:hAnsiTheme="majorHAnsi"/>
+      <w:sz w:val="56"/>
+      <w:szCs w:val="56"/>
+    </w:rPr>
+  </w:style>
+  <w:style w:customStyle="1" w:styleId="TitleChar" w:type="character">
+    <w:name w:val="Title Char"/>
+    <w:basedOn w:val="DefaultParagraphFont"/>
+    <w:link w:val="Title"/>
+    <w:uiPriority w:val="10"/>
+    <w:rsid w:val="00A10FD9"/>
+    <w:rPr>
+      <w:rFonts w:asciiTheme="majorHAnsi" w:cstheme="majorBidi" w:eastAsiaTheme="majorEastAsia" w:hAnsiTheme="majorHAnsi"/>
+      <w:sz w:val="56"/>
+      <w:szCs w:val="56"/>
+    </w:rPr>
+  </w:style>
+  <w:style w:styleId="Subtitle" w:type="paragraph">
+    <w:name w:val="Subtitle"/>
+    <w:basedOn w:val="Title"/>
+    <w:next w:val="BodyText"/>
+    <w:link w:val="SubtitleChar"/>
+    <w:uiPriority w:val="11"/>
+    <w:qFormat/>
+    <w:rsid w:val="00A10FD9"/>
+    <w:pPr>
+      <w:numPr>
+        <w:ilvl w:val="1"/>
+      </w:numPr>
+    </w:pPr>
+    <w:rPr>
+      <w:rFonts w:cstheme="majorBidi" w:eastAsiaTheme="majorEastAsia"/>
+      <w:spacing w:val="15"/>
+      <w:sz w:val="28"/>
+      <w:szCs w:val="28"/>
+    </w:rPr>
+  </w:style>
+  <w:style w:customStyle="1" w:styleId="SubtitleChar" w:type="character">
+    <w:name w:val="Subtitle Char"/>
+    <w:basedOn w:val="DefaultParagraphFont"/>
+    <w:link w:val="Subtitle"/>
+    <w:uiPriority w:val="11"/>
+    <w:rsid w:val="00A10FD9"/>
+    <w:rPr>
+      <w:rFonts w:cstheme="majorBidi" w:eastAsiaTheme="majorEastAsia"/>
+      <w:color w:themeColor="text1" w:themeTint="A6" w:val="595959"/>
+      <w:spacing w:val="15"/>
+      <w:sz w:val="28"/>
+      <w:szCs w:val="28"/>
+    </w:rPr>
+  </w:style>
+  <w:style w:customStyle="1" w:styleId="Author" w:type="paragraph">
+    <w:name w:val="Author"/>
+    <w:basedOn w:val="Title"/>
+    <w:next w:val="BodyText"/>
+    <w:qFormat/>
+    <w:pPr>
+      <w:keepNext/>
+      <w:keepLines/>
+    </w:pPr>
+    <w:rPr>
+      <w:sz w:val="24"/>
+      <w:szCs w:val="24"/>
+    </w:rPr>
+  </w:style>
+  <w:style w:styleId="Date" w:type="paragraph">
+    <w:name w:val="Date"/>
+    <w:basedOn w:val="Title"/>
+    <w:next w:val="BodyText"/>
+    <w:qFormat/>
+    <w:pPr>
+      <w:keepNext/>
+      <w:keepLines/>
+    </w:pPr>
+    <w:rPr>
+      <w:sz w:val="24"/>
+      <w:szCs w:val="24"/>
+    </w:rPr>
+  </w:style>
+  <w:style w:customStyle="1" w:styleId="AbstractTitle" w:type="paragraph">
+    <w:name w:val="Abstract Title"/>
+    <w:basedOn w:val="Normal"/>
+    <w:next w:val="Abstract"/>
+    <w:qFormat/>
+    <w:pPr>
+      <w:keepNext/>
+      <w:keepLines/>
+      <w:spacing w:after="0" w:before="300"/>
+      <w:jc w:val="center"/>
+    </w:pPr>
+    <w:rPr>
+      <w:b/>
+      <w:sz w:val="20"/>
+      <w:szCs w:val="20"/>
+    </w:rPr>
+  </w:style>
+  <w:style w:customStyle="1" w:styleId="Abstract" w:type="paragraph">
+    <w:name w:val="Abstract"/>
+    <w:basedOn w:val="Normal"/>
+    <w:next w:val="BodyText"/>
+    <w:qFormat/>
+    <w:pPr>
+      <w:keepNext/>
+      <w:keepLines/>
+      <w:spacing w:after="300" w:before="100"/>
+    </w:pPr>
+    <w:rPr>
+      <w:sz w:val="20"/>
+      <w:szCs w:val="20"/>
+    </w:rPr>
+  </w:style>
+  <w:style w:styleId="Bibliography" w:type="paragraph">
+    <w:name w:val="Bibliography"/>
+    <w:basedOn w:val="Normal"/>
+    <w:next w:val="Bibliography"/>
+    <w:qFormat/>
+    <w:pPr/>
+    <w:rPr/>
+  </w:style>
+  <w:style w:styleId="Heading1" w:type="paragraph">
+    <w:name w:val="heading 1"/>
+    <w:basedOn w:val="Normal"/>
+    <w:next w:val="BodyText"/>
+    <w:link w:val="Heading1Char"/>
+    <w:uiPriority w:val="9"/>
+    <w:qFormat/>
+    <w:rsid w:val="00A10FD9"/>
+    <w:pPr>
+      <w:keepNext/>
+      <w:keepLines/>
+      <w:spacing w:after="80" w:before="360"/>
+      <w:outlineLvl w:val="0"/>
+    </w:pPr>
+    <w:rPr>
+      <w:rFonts w:asciiTheme="majorHAnsi" w:cstheme="majorBidi" w:eastAsiaTheme="majorEastAsia" w:hAnsiTheme="majorHAnsi"/>
+      <w:color w:themeColor="accent1" w:themeShade="BF" w:val="0F4761"/>
+      <w:sz w:val="40"/>
+      <w:szCs w:val="40"/>
+    </w:rPr>
+  </w:style>
+  <w:style w:styleId="Heading2" w:type="paragraph">
+    <w:name w:val="heading 2"/>
+    <w:basedOn w:val="Normal"/>
+    <w:next w:val="BodyText"/>
+    <w:link w:val="Heading2Char"/>
+    <w:uiPriority w:val="9"/>
+    <w:semiHidden/>
+    <w:unhideWhenUsed/>
+    <w:qFormat/>
+    <w:rsid w:val="00A10FD9"/>
+    <w:pPr>
+      <w:keepNext/>
+      <w:keepLines/>
+      <w:spacing w:after="80" w:before="160"/>
+      <w:outlineLvl w:val="1"/>
+    </w:pPr>
+    <w:rPr>
+      <w:rFonts w:asciiTheme="majorHAnsi" w:cstheme="majorBidi" w:eastAsiaTheme="majorEastAsia" w:hAnsiTheme="majorHAnsi"/>
+      <w:color w:themeColor="accent1" w:themeShade="BF" w:val="0F4761"/>
+      <w:sz w:val="32"/>
+      <w:szCs w:val="32"/>
+    </w:rPr>
+  </w:style>
+  <w:style w:styleId="Heading3" w:type="paragraph">
+    <w:name w:val="heading 3"/>
+    <w:basedOn w:val="Normal"/>
+    <w:next w:val="BodyText"/>
+    <w:link w:val="Heading3Char"/>
+    <w:uiPriority w:val="9"/>
+    <w:semiHidden/>
+    <w:unhideWhenUsed/>
+    <w:qFormat/>
+    <w:rsid w:val="00A10FD9"/>
+    <w:pPr>
+      <w:keepNext/>
+      <w:keepLines/>
+      <w:spacing w:after="80" w:before="160"/>
+      <w:outlineLvl w:val="2"/>
+    </w:pPr>
+    <w:rPr>
+      <w:rFonts w:cstheme="majorBidi" w:eastAsiaTheme="majorEastAsia"/>
+      <w:color w:themeColor="accent1" w:themeShade="BF" w:val="0F4761"/>
+      <w:sz w:val="28"/>
+      <w:szCs w:val="28"/>
+    </w:rPr>
+  </w:style>
+  <w:style w:styleId="Heading4" w:type="paragraph">
+    <w:name w:val="heading 4"/>
+    <w:basedOn w:val="Normal"/>
+    <w:next w:val="BodyText"/>
+    <w:link w:val="Heading4Char"/>
+    <w:uiPriority w:val="9"/>
+    <w:semiHidden/>
+    <w:unhideWhenUsed/>
+    <w:qFormat/>
+    <w:rsid w:val="00A10FD9"/>
+    <w:pPr>
+      <w:keepNext/>
+      <w:keepLines/>
+      <w:spacing w:after="40" w:before="80"/>
+      <w:outlineLvl w:val="3"/>
+    </w:pPr>
+    <w:rPr>
+      <w:rFonts w:cstheme="majorBidi" w:eastAsiaTheme="majorEastAsia"/>
+      <w:i/>
+      <w:iCs/>
+      <w:color w:themeColor="accent1" w:themeShade="BF" w:val="0F4761"/>
+    </w:rPr>
+  </w:style>
+  <w:style w:styleId="Heading5" w:type="paragraph">
+    <w:name w:val="heading 5"/>
+    <w:basedOn w:val="Normal"/>
+    <w:next w:val="BodyText"/>
+    <w:link w:val="Heading5Char"/>
+    <w:uiPriority w:val="9"/>
+    <w:semiHidden/>
+    <w:unhideWhenUsed/>
+    <w:qFormat/>
+    <w:rsid w:val="00A10FD9"/>
+    <w:pPr>
+      <w:keepNext/>
+      <w:keepLines/>
+      <w:spacing w:after="40" w:before="80"/>
+      <w:outlineLvl w:val="4"/>
+    </w:pPr>
+    <w:rPr>
+      <w:rFonts w:cstheme="majorBidi" w:eastAsiaTheme="majorEastAsia"/>
+      <w:color w:themeColor="accent1" w:themeShade="BF" w:val="0F4761"/>
+    </w:rPr>
+  </w:style>
+  <w:style w:styleId="Heading6" w:type="paragraph">
+    <w:name w:val="heading 6"/>
+    <w:basedOn w:val="Normal"/>
+    <w:next w:val="BodyText"/>
+    <w:link w:val="Heading6Char"/>
+    <w:uiPriority w:val="9"/>
+    <w:semiHidden/>
+    <w:unhideWhenUsed/>
+    <w:qFormat/>
+    <w:rsid w:val="00A10FD9"/>
+    <w:pPr>
+      <w:keepNext/>
+      <w:keepLines/>
+      <w:spacing w:after="0" w:before="40"/>
+      <w:outlineLvl w:val="5"/>
+    </w:pPr>
+    <w:rPr>
+      <w:rFonts w:cstheme="majorBidi" w:eastAsiaTheme="majorEastAsia"/>
+      <w:i/>
+      <w:iCs/>
+      <w:color w:themeColor="text1" w:themeTint="A6" w:val="595959"/>
+    </w:rPr>
+  </w:style>
+  <w:style w:styleId="Heading7" w:type="paragraph">
+    <w:name w:val="heading 7"/>
+    <w:basedOn w:val="Normal"/>
+    <w:next w:val="BodyText"/>
+    <w:link w:val="Heading7Char"/>
+    <w:uiPriority w:val="9"/>
+    <w:semiHidden/>
+    <w:unhideWhenUsed/>
+    <w:qFormat/>
+    <w:rsid w:val="00A10FD9"/>
+    <w:pPr>
+      <w:keepNext/>
+      <w:keepLines/>
+      <w:spacing w:after="0" w:before="40"/>
+      <w:outlineLvl w:val="6"/>
+    </w:pPr>
+    <w:rPr>
+      <w:rFonts w:cstheme="majorBidi" w:eastAsiaTheme="majorEastAsia"/>
+      <w:color w:themeColor="text1" w:themeTint="A6" w:val="595959"/>
+    </w:rPr>
+  </w:style>
+  <w:style w:styleId="Heading8" w:type="paragraph">
+    <w:name w:val="heading 8"/>
+    <w:basedOn w:val="Normal"/>
+    <w:next w:val="BodyText"/>
+    <w:link w:val="Heading8Char"/>
+    <w:uiPriority w:val="9"/>
+    <w:semiHidden/>
+    <w:unhideWhenUsed/>
+    <w:qFormat/>
+    <w:rsid w:val="00A10FD9"/>
+    <w:pPr>
+      <w:keepNext/>
+      <w:keepLines/>
+      <w:spacing w:after="0"/>
+      <w:outlineLvl w:val="7"/>
+    </w:pPr>
+    <w:rPr>
+      <w:rFonts w:cstheme="majorBidi" w:eastAsiaTheme="majorEastAsia"/>
+      <w:i/>
+      <w:iCs/>
+      <w:color w:themeColor="text1" w:themeTint="D8" w:val="272727"/>
+    </w:rPr>
+  </w:style>
+  <w:style w:styleId="Heading9" w:type="paragraph">
+    <w:name w:val="heading 9"/>
+    <w:basedOn w:val="Normal"/>
+    <w:next w:val="BodyText"/>
+    <w:link w:val="Heading9Char"/>
+    <w:uiPriority w:val="9"/>
+    <w:semiHidden/>
+    <w:unhideWhenUsed/>
+    <w:qFormat/>
+    <w:rsid w:val="00A10FD9"/>
+    <w:pPr>
+      <w:keepNext/>
+      <w:keepLines/>
+      <w:spacing w:after="0"/>
+      <w:outlineLvl w:val="8"/>
+    </w:pPr>
+    <w:rPr>
+      <w:rFonts w:cstheme="majorBidi" w:eastAsiaTheme="majorEastAsia"/>
+      <w:color w:themeColor="text1" w:themeTint="D8" w:val="272727"/>
+    </w:rPr>
+  </w:style>
+  <w:style w:customStyle="1" w:styleId="Heading1Char" w:type="character">
+    <w:name w:val="Heading 1 Char"/>
+    <w:basedOn w:val="DefaultParagraphFont"/>
+    <w:link w:val="Heading1"/>
+    <w:uiPriority w:val="9"/>
+    <w:rsid w:val="00A10FD9"/>
+    <w:rPr>
+      <w:rFonts w:asciiTheme="majorHAnsi" w:cstheme="majorBidi" w:eastAsiaTheme="majorEastAsia" w:hAnsiTheme="majorHAnsi"/>
+      <w:color w:themeColor="accent1" w:themeShade="BF" w:val="0F4761"/>
+      <w:sz w:val="40"/>
+      <w:szCs w:val="40"/>
+    </w:rPr>
+  </w:style>
+  <w:style w:customStyle="1" w:styleId="Heading2Char" w:type="character">
+    <w:name w:val="Heading 2 Char"/>
+    <w:basedOn w:val="DefaultParagraphFont"/>
+    <w:link w:val="Heading2"/>
+    <w:uiPriority w:val="9"/>
+    <w:semiHidden/>
+    <w:rsid w:val="00A10FD9"/>
+    <w:rPr>
+      <w:rFonts w:asciiTheme="majorHAnsi" w:cstheme="majorBidi" w:eastAsiaTheme="majorEastAsia" w:hAnsiTheme="majorHAnsi"/>
+      <w:color w:themeColor="accent1" w:themeShade="BF" w:val="0F4761"/>
+      <w:sz w:val="32"/>
+      <w:szCs w:val="32"/>
+    </w:rPr>
+  </w:style>
+  <w:style w:customStyle="1" w:styleId="Heading3Char" w:type="character">
+    <w:name w:val="Heading 3 Char"/>
+    <w:basedOn w:val="DefaultParagraphFont"/>
+    <w:link w:val="Heading3"/>
+    <w:uiPriority w:val="9"/>
+    <w:semiHidden/>
+    <w:rsid w:val="00A10FD9"/>
+    <w:rPr>
+      <w:rFonts w:cstheme="majorBidi" w:eastAsiaTheme="majorEastAsia"/>
+      <w:color w:themeColor="accent1" w:themeShade="BF" w:val="0F4761"/>
+      <w:sz w:val="28"/>
+      <w:szCs w:val="28"/>
+    </w:rPr>
+  </w:style>
+  <w:style w:customStyle="1" w:styleId="Heading4Char" w:type="character">
+    <w:name w:val="Heading 4 Char"/>
+    <w:basedOn w:val="DefaultParagraphFont"/>
+    <w:link w:val="Heading4"/>
+    <w:uiPriority w:val="9"/>
+    <w:semiHidden/>
+    <w:rsid w:val="00A10FD9"/>
+    <w:rPr>
+      <w:rFonts w:cstheme="majorBidi" w:eastAsiaTheme="majorEastAsia"/>
+      <w:i/>
+      <w:iCs/>
+      <w:color w:themeColor="accent1" w:themeShade="BF" w:val="0F4761"/>
+    </w:rPr>
+  </w:style>
+  <w:style w:customStyle="1" w:styleId="Heading5Char" w:type="character">
+    <w:name w:val="Heading 5 Char"/>
+    <w:basedOn w:val="DefaultParagraphFont"/>
+    <w:link w:val="Heading5"/>
+    <w:uiPriority w:val="9"/>
+    <w:semiHidden/>
+    <w:rsid w:val="00A10FD9"/>
+    <w:rPr>
+      <w:rFonts w:cstheme="majorBidi" w:eastAsiaTheme="majorEastAsia"/>
+      <w:color w:themeColor="accent1" w:themeShade="BF" w:val="0F4761"/>
+    </w:rPr>
+  </w:style>
+  <w:style w:customStyle="1" w:styleId="Heading6Char" w:type="character">
+    <w:name w:val="Heading 6 Char"/>
+    <w:basedOn w:val="DefaultParagraphFont"/>
+    <w:link w:val="Heading6"/>
+    <w:uiPriority w:val="9"/>
+    <w:semiHidden/>
+    <w:rsid w:val="00A10FD9"/>
+    <w:rPr>
+      <w:rFonts w:cstheme="majorBidi" w:eastAsiaTheme="majorEastAsia"/>
+      <w:i/>
+      <w:iCs/>
+      <w:color w:themeColor="text1" w:themeTint="A6" w:val="595959"/>
+    </w:rPr>
+  </w:style>
+  <w:style w:customStyle="1" w:styleId="Heading7Char" w:type="character">
+    <w:name w:val="Heading 7 Char"/>
+    <w:basedOn w:val="DefaultParagraphFont"/>
+    <w:link w:val="Heading7"/>
+    <w:uiPriority w:val="9"/>
+    <w:semiHidden/>
+    <w:rsid w:val="00A10FD9"/>
+    <w:rPr>
+      <w:rFonts w:cstheme="majorBidi" w:eastAsiaTheme="majorEastAsia"/>
+      <w:color w:themeColor="text1" w:themeTint="A6" w:val="595959"/>
+    </w:rPr>
+  </w:style>
+  <w:style w:customStyle="1" w:styleId="Heading8Char" w:type="character">
+    <w:name w:val="Heading 8 Char"/>
+    <w:basedOn w:val="DefaultParagraphFont"/>
+    <w:link w:val="Heading8"/>
+    <w:uiPriority w:val="9"/>
+    <w:semiHidden/>
+    <w:rsid w:val="00A10FD9"/>
+    <w:rPr>
+      <w:rFonts w:cstheme="majorBidi" w:eastAsiaTheme="majorEastAsia"/>
+      <w:i/>
+      <w:iCs/>
+      <w:color w:themeColor="text1" w:themeTint="D8" w:val="272727"/>
+    </w:rPr>
+  </w:style>
+  <w:style w:customStyle="1" w:styleId="Heading9Char" w:type="character">
+    <w:name w:val="Heading 9 Char"/>
+    <w:basedOn w:val="DefaultParagraphFont"/>
+    <w:link w:val="Heading9"/>
+    <w:uiPriority w:val="9"/>
+    <w:semiHidden/>
+    <w:rsid w:val="00A10FD9"/>
+    <w:rPr>
+      <w:rFonts w:cstheme="majorBidi" w:eastAsiaTheme="majorEastAsia"/>
+      <w:color w:themeColor="text1" w:themeTint="D8" w:val="272727"/>
+    </w:rPr>
+  </w:style>
+  <w:style w:styleId="BlockText" w:type="paragraph">
+    <w:name w:val="Block Text"/>
+    <w:basedOn w:val="BodyText"/>
+    <w:next w:val="BodyText"/>
+    <w:uiPriority w:val="9"/>
+    <w:unhideWhenUsed/>
+    <w:qFormat/>
+    <w:pPr>
+      <w:spacing w:after="100" w:before="100"/>
+      <w:ind w:firstLine="0" w:left="480" w:right="480"/>
+    </w:pPr>
+  </w:style>
+  <w:style w:styleId="FootnoteText" w:type="paragraph">
+    <w:name w:val="Footnote Text"/>
+    <w:basedOn w:val="Normal"/>
+    <w:next w:val="FootnoteText"/>
+    <w:uiPriority w:val="9"/>
+    <w:unhideWhenUsed/>
+    <w:qFormat/>
+  </w:style>
+  <w:style w:styleId="FootnoteBlockText" w:type="paragraph">
+    <w:name w:val="Footnote Block Text"/>
+    <w:basedOn w:val="FootnoteText"/>
+    <w:next w:val="FootnoteText"/>
+    <w:uiPriority w:val="9"/>
+    <w:unhideWhenUsed/>
+    <w:qFormat/>
+    <w:pPr>
+      <w:spacing w:after="100" w:before="100"/>
+      <w:ind w:firstLine="0" w:left="480" w:right="480"/>
+    </w:pPr>
+  </w:style>
+  <w:style w:default="1" w:styleId="DefaultParagraphFont" w:type="character">
+    <w:name w:val="Default Paragraph Font"/>
+    <w:semiHidden/>
+    <w:unhideWhenUsed/>
+  </w:style>
+  <w:style w:default="1" w:styleId="Table" w:type="table">
+    <w:name w:val="Table"/>
+    <w:basedOn w:val="TableNormal"/>
+    <w:semiHidden/>
+    <w:unhideWhenUsed/>
+    <w:qFormat/>
+    <w:tblPr>
+      <w:tblInd w:type="dxa" w:w="0"/>
+      <w:tblCellMar>
+        <w:top w:type="dxa" w:w="0"/>
+        <w:left w:type="dxa" w:w="108"/>
+        <w:bottom w:type="dxa" w:w="0"/>
+        <w:right w:type="dxa" w:w="108"/>
+      </w:tblCellMar>
+    </w:tblPr>
+    <w:tblStylePr w:type="firstRow">
+      <w:tcPr>
+        <w:tcBorders>
+          <w:bottom w:val="single"/>
+        </w:tcBorders>
+        <w:vAlign w:val="bottom"/>
+      </w:tcPr>
+    </w:tblStylePr>
+  </w:style>
+  <w:style w:customStyle="1" w:styleId="DefinitionTerm" w:type="paragraph">
+    <w:name w:val="Definition Term"/>
+    <w:basedOn w:val="Normal"/>
+    <w:next w:val="Definition"/>
+    <w:pPr>
+      <w:keepNext/>
+      <w:keepLines/>
+      <w:spacing w:after="0"/>
+    </w:pPr>
+    <w:rPr>
+      <w:b/>
+    </w:rPr>
+  </w:style>
+  <w:style w:customStyle="1" w:styleId="Definition" w:type="paragraph">
+    <w:name w:val="Definition"/>
+    <w:basedOn w:val="Normal"/>
+  </w:style>
+  <w:style w:styleId="Caption" w:type="paragraph">
+    <w:name w:val="Caption"/>
+    <w:basedOn w:val="Normal"/>
+    <w:link w:val="BodyTextChar"/>
+    <w:pPr>
+      <w:spacing w:after="120" w:before="0"/>
+    </w:pPr>
+    <w:rPr>
+      <w:i/>
+    </w:rPr>
+  </w:style>
+  <w:style w:customStyle="1" w:styleId="TableCaption" w:type="paragraph">
+    <w:name w:val="Table Caption"/>
+    <w:basedOn w:val="Caption"/>
+    <w:pPr>
+      <w:keepNext/>
+    </w:pPr>
+  </w:style>
+  <w:style w:customStyle="1" w:styleId="ImageCaption" w:type="paragraph">
+    <w:name w:val="Image Caption"/>
+    <w:basedOn w:val="Caption"/>
+  </w:style>
+  <w:style w:customStyle="1" w:styleId="Figure" w:type="paragraph">
+    <w:name w:val="Figure"/>
+    <w:basedOn w:val="Normal"/>
+  </w:style>
+  <w:style w:customStyle="1" w:styleId="CaptionedFigure" w:type="paragraph">
+    <w:name w:val="Captioned Figure"/>
+    <w:basedOn w:val="Figure"/>
+    <w:pPr>
+      <w:keepNext/>
+    </w:pPr>
+  </w:style>
+  <w:style w:customStyle="1" w:styleId="BodyTextChar" w:type="character">
+    <w:name w:val="Body Text Char"/>
+    <w:basedOn w:val="DefaultParagraphFont"/>
+    <w:link w:val="BodyText"/>
+  </w:style>
+  <w:style w:customStyle="1" w:styleId="VerbatimChar" w:type="character">
+    <w:name w:val="Verbatim Char"/>
+    <w:basedOn w:val="BodyTextChar"/>
+    <w:rPr>
+      <w:rFonts w:ascii="Consolas" w:hAnsi="Consolas"/>
+      <w:sz w:val="22"/>
+    </w:rPr>
+  </w:style>
+  <w:style w:customStyle="1" w:styleId="SectionNumber" w:type="character">
+    <w:name w:val="Section Number"/>
+    <w:basedOn w:val="BodyTextChar"/>
+  </w:style>
+  <w:style w:styleId="FootnoteReference" w:type="character">
+    <w:name w:val="Footnote Reference"/>
+    <w:basedOn w:val="BodyTextChar"/>
+    <w:rPr>
+      <w:vertAlign w:val="superscript"/>
+    </w:rPr>
+  </w:style>
+  <w:style w:styleId="Hyperlink" w:type="character">
+    <w:name w:val="Hyperlink"/>
+    <w:basedOn w:val="BodyTextChar"/>
+    <w:rPr>
+      <w:color w:themeColor="accent1" w:val="4F81BD"/>
+    </w:rPr>
+  </w:style>
+  <w:style w:styleId="TOCHeading" w:type="paragraph">
+    <w:name w:val="TOC Heading"/>
+    <w:basedOn w:val="Heading1"/>
+    <w:next w:val="BodyText"/>
+    <w:uiPriority w:val="39"/>
+    <w:unhideWhenUsed/>
+    <w:qFormat/>
+    <w:pPr>
+      <w:spacing w:before="240" w:line="259" w:lineRule="auto"/>
+      <w:outlineLvl w:val="9"/>
+    </w:pPr>
+    <w:rPr>
+      <w:rFonts w:asciiTheme="majorHAnsi" w:cstheme="majorBidi" w:eastAsiaTheme="majorEastAsia" w:hAnsiTheme="majorHAnsi"/>
+      <w:b w:val="0"/>
+      <w:bCs w:val="0"/>
+      <w:color w:themeColor="accent1" w:themeShade="BF" w:val="365F91"/>
+    </w:rPr>
+  </w:style>
+  <w:style w:type="paragraph" w:customStyle="1" w:styleId="SourceCode">
+    <w:name w:val="Source Code"/>
+    <w:basedOn w:val="Normal"/>
+    <w:link w:val="VerbatimChar"/>
+    <w:pPr>
+      <w:wordWrap w:val="off"/>
+    </w:pPr>
+  </w:style>
+  <w:style w:type="character" w:customStyle="1" w:styleId="KeywordTok">
+    <w:name w:val="KeywordTok"/>
+    <w:basedOn w:val="VerbatimChar"/>
+    <w:rPr>
+      <w:b/>
+      <w:color w:val="007020"/>
+    </w:rPr>
+  </w:style>
+  <w:style w:type="character" w:customStyle="1" w:styleId="DataTypeTok">
+    <w:name w:val="DataTypeTok"/>
+    <w:basedOn w:val="VerbatimChar"/>
+    <w:rPr>
+      <w:color w:val="902000"/>
+    </w:rPr>
+  </w:style>
+  <w:style w:type="character" w:customStyle="1" w:styleId="DecValTok">
+    <w:name w:val="DecValTok"/>
+    <w:basedOn w:val="VerbatimChar"/>
+    <w:rPr>
+      <w:color w:val="40a070"/>
+    </w:rPr>
+  </w:style>
+  <w:style w:type="character" w:customStyle="1" w:styleId="BaseNTok">
+    <w:name w:val="BaseNTok"/>
+    <w:basedOn w:val="VerbatimChar"/>
+    <w:rPr>
+      <w:color w:val="40a070"/>
+    </w:rPr>
+  </w:style>
+  <w:style w:type="character" w:customStyle="1" w:styleId="FloatTok">
+    <w:name w:val="FloatTok"/>
+    <w:basedOn w:val="VerbatimChar"/>
+    <w:rPr>
+      <w:color w:val="40a070"/>
+    </w:rPr>
+  </w:style>
+  <w:style w:type="character" w:customStyle="1" w:styleId="ConstantTok">
+    <w:name w:val="ConstantTok"/>
+    <w:basedOn w:val="VerbatimChar"/>
+    <w:rPr>
+      <w:color w:val="880000"/>
+    </w:rPr>
+  </w:style>
+  <w:style w:type="character" w:customStyle="1" w:styleId="CharTok">
+    <w:name w:val="CharTok"/>
+    <w:basedOn w:val="VerbatimChar"/>
+    <w:rPr>
+      <w:color w:val="4070a0"/>
+    </w:rPr>
+  </w:style>
+  <w:style w:type="character" w:customStyle="1" w:styleId="SpecialCharTok">
+    <w:name w:val="SpecialCharTok"/>
+    <w:basedOn w:val="VerbatimChar"/>
+    <w:rPr>
+      <w:color w:val="4070a0"/>
+    </w:rPr>
+  </w:style>
+  <w:style w:type="character" w:customStyle="1" w:styleId="StringTok">
+    <w:name w:val="StringTok"/>
+    <w:basedOn w:val="VerbatimChar"/>
+    <w:rPr>
+      <w:color w:val="4070a0"/>
+    </w:rPr>
+  </w:style>
+  <w:style w:type="character" w:customStyle="1" w:styleId="VerbatimStringTok">
+    <w:name w:val="VerbatimStringTok"/>
+    <w:basedOn w:val="VerbatimChar"/>
+    <w:rPr>
+      <w:color w:val="4070a0"/>
+    </w:rPr>
+  </w:style>
+  <w:style w:type="character" w:customStyle="1" w:styleId="SpecialStringTok">
+    <w:name w:val="SpecialStringTok"/>
+    <w:basedOn w:val="VerbatimChar"/>
+    <w:rPr>
+      <w:color w:val="bb6688"/>
+    </w:rPr>
+  </w:style>
+  <w:style w:type="character" w:customStyle="1" w:styleId="ImportTok">
+    <w:name w:val="ImportTok"/>
+    <w:basedOn w:val="VerbatimChar"/>
+    <w:rPr>
+      <w:b/>
+      <w:color w:val="008000"/>
+    </w:rPr>
+  </w:style>
+  <w:style w:type="character" w:customStyle="1" w:styleId="CommentTok">
+    <w:name w:val="CommentTok"/>
+    <w:basedOn w:val="VerbatimChar"/>
+    <w:rPr>
+      <w:i/>
+      <w:color w:val="60a0b0"/>
+    </w:rPr>
+  </w:style>
+  <w:style w:type="character" w:customStyle="1" w:styleId="DocumentationTok">
+    <w:name w:val="DocumentationTok"/>
+    <w:basedOn w:val="VerbatimChar"/>
+    <w:rPr>
+      <w:i/>
+      <w:color w:val="ba2121"/>
+    </w:rPr>
+  </w:style>
+  <w:style w:type="character" w:customStyle="1" w:styleId="AnnotationTok">
+    <w:name w:val="AnnotationTok"/>
+    <w:basedOn w:val="VerbatimChar"/>
+    <w:rPr>
+      <w:b/>
+      <w:i/>
+      <w:color w:val="60a0b0"/>
+    </w:rPr>
+  </w:style>
+  <w:style w:type="character" w:customStyle="1" w:styleId="CommentVarTok">
+    <w:name w:val="CommentVarTok"/>
+    <w:basedOn w:val="VerbatimChar"/>
+    <w:rPr>
+      <w:b/>
+      <w:i/>
+      <w:color w:val="60a0b0"/>
+    </w:rPr>
+  </w:style>
+  <w:style w:type="character" w:customStyle="1" w:styleId="OtherTok">
+    <w:name w:val="OtherTok"/>
+    <w:basedOn w:val="VerbatimChar"/>
+    <w:rPr>
+      <w:color w:val="007020"/>
+    </w:rPr>
+  </w:style>
+  <w:style w:type="character" w:customStyle="1" w:styleId="FunctionTok">
+    <w:name w:val="FunctionTok"/>
+    <w:basedOn w:val="VerbatimChar"/>
+    <w:rPr>
+      <w:color w:val="06287e"/>
+    </w:rPr>
+  </w:style>
+  <w:style w:type="character" w:customStyle="1" w:styleId="VariableTok">
+    <w:name w:val="VariableTok"/>
+    <w:basedOn w:val="VerbatimChar"/>
+    <w:rPr>
+      <w:color w:val="19177c"/>
+    </w:rPr>
+  </w:style>
+  <w:style w:type="character" w:customStyle="1" w:styleId="ControlFlowTok">
+    <w:name w:val="ControlFlowTok"/>
+    <w:basedOn w:val="VerbatimChar"/>
+    <w:rPr>
+      <w:b/>
+      <w:color w:val="007020"/>
+    </w:rPr>
+  </w:style>
+  <w:style w:type="character" w:customStyle="1" w:styleId="OperatorTok">
+    <w:name w:val="OperatorTok"/>
+    <w:basedOn w:val="VerbatimChar"/>
+    <w:rPr>
+      <w:color w:val="666666"/>
+    </w:rPr>
+  </w:style>
+  <w:style w:type="character" w:customStyle="1" w:styleId="BuiltInTok">
+    <w:name w:val="BuiltInTok"/>
+    <w:basedOn w:val="VerbatimChar"/>
+    <w:rPr>
+      <w:color w:val="008000"/>
+    </w:rPr>
+  </w:style>
+  <w:style w:type="character" w:customStyle="1" w:styleId="ExtensionTok">
+    <w:name w:val="ExtensionTok"/>
+    <w:basedOn w:val="VerbatimChar"/>
+    <w:rPr/>
+  </w:style>
+  <w:style w:type="character" w:customStyle="1" w:styleId="PreprocessorTok">
+    <w:name w:val="PreprocessorTok"/>
+    <w:basedOn w:val="VerbatimChar"/>
+    <w:rPr>
+      <w:color w:val="bc7a00"/>
+    </w:rPr>
+  </w:style>
+  <w:style w:type="character" w:customStyle="1" w:styleId="AttributeTok">
+    <w:name w:val="AttributeTok"/>
+    <w:basedOn w:val="VerbatimChar"/>
+    <w:rPr>
+      <w:color w:val="7d9029"/>
+    </w:rPr>
+  </w:style>
+  <w:style w:type="character" w:customStyle="1" w:styleId="RegionMarkerTok">
+    <w:name w:val="RegionMarkerTok"/>
+    <w:basedOn w:val="VerbatimChar"/>
+    <w:rPr/>
+  </w:style>
+  <w:style w:type="character" w:customStyle="1" w:styleId="InformationTok">
+    <w:name w:val="InformationTok"/>
+    <w:basedOn w:val="VerbatimChar"/>
+    <w:rPr>
+      <w:b/>
+      <w:i/>
+      <w:color w:val="60a0b0"/>
+    </w:rPr>
+  </w:style>
+  <w:style w:type="character" w:customStyle="1" w:styleId="WarningTok">
+    <w:name w:val="WarningTok"/>
+    <w:basedOn w:val="VerbatimChar"/>
+    <w:rPr>
+      <w:b/>
+      <w:i/>
+      <w:color w:val="60a0b0"/>
+    </w:rPr>
+  </w:style>
+  <w:style w:type="character" w:customStyle="1" w:styleId="AlertTok">
+    <w:name w:val="AlertTok"/>
+    <w:basedOn w:val="VerbatimChar"/>
+    <w:rPr>
+      <w:b/>
+      <w:color w:val="ff0000"/>
+    </w:rPr>
+  </w:style>
+  <w:style w:type="character" w:customStyle="1" w:styleId="ErrorTok">
+    <w:name w:val="ErrorTok"/>
+    <w:basedOn w:val="VerbatimChar"/>
+    <w:rPr>
+      <w:b/>
+      <w:color w:val="ff0000"/>
+    </w:rPr>
+  </w:style>
+  <w:style w:type="character" w:customStyle="1" w:styleId="NormalTok">
+    <w:name w:val="NormalTok"/>
+    <w:basedOn w:val="VerbatimChar"/>
+    <w:rPr/>
+  </w:style>
+</w:styles>
 </file>
 
 <file path=word/theme/theme1.xml><?xml version="1.0" encoding="utf-8"?>

--- a/docs/seminar_2/seminar_2.docx
+++ b/docs/seminar_2/seminar_2.docx
@@ -2,7 +2,7 @@
 <file path=word/document.xml><?xml version="1.0" encoding="utf-8"?>
 <w:document xmlns:w="http://schemas.openxmlformats.org/wordprocessingml/2006/main" xmlns:m="http://schemas.openxmlformats.org/officeDocument/2006/math" xmlns:r="http://schemas.openxmlformats.org/officeDocument/2006/relationships" xmlns:o="urn:schemas-microsoft-com:office:office" xmlns:v="urn:schemas-microsoft-com:vml" xmlns:w10="urn:schemas-microsoft-com:office:word" xmlns:a="http://schemas.openxmlformats.org/drawingml/2006/main" xmlns:pic="http://schemas.openxmlformats.org/drawingml/2006/picture" xmlns:wp="http://schemas.openxmlformats.org/drawingml/2006/wordprocessingDrawing">
   <w:body>
-    <w:bookmarkStart w:id="23" w:name="Xd70d4937c2b58029da7ffdfaf2b07308b775c35"/>
+    <w:bookmarkStart w:id="73" w:name="X4f670fdb9b9a2df6ee54f346bd80bc57d93b935"/>
     <w:p>
       <w:pPr>
         <w:pStyle w:val="Heading1"/>
@@ -36,7 +36,7 @@
         </w:pict>
       </w:r>
     </w:p>
-    <w:bookmarkStart w:id="22" w:name="X9b71d552e5a5d46d501ddff90e882440af50c2d"/>
+    <w:bookmarkStart w:id="72" w:name="X9b71d552e5a5d46d501ddff90e882440af50c2d"/>
     <w:p>
       <w:pPr>
         <w:pStyle w:val="Heading2"/>
@@ -45,7 +45,7 @@
         <w:t xml:space="preserve">Методологический выбор, правила процесса и первоначальный Backlog</w:t>
       </w:r>
     </w:p>
-    <w:bookmarkStart w:id="9" w:name="Xfb09614c333903f4a0ea4ce649ab37409060b5b"/>
+    <w:bookmarkStart w:id="59" w:name="Xefd583f98c8ed1b8454e96760b95703c58ac626"/>
     <w:p>
       <w:pPr>
         <w:pStyle w:val="Heading3"/>
@@ -62,10 +62,10 @@
         <w:tblLook w:firstRow="1" w:lastRow="0" w:firstColumn="0" w:lastColumn="0" w:noHBand="0" w:noVBand="0" w:val="0020"/>
       </w:tblPr>
       <w:tblGrid>
-        <w:gridCol w:w="1980"/>
-        <w:gridCol w:w="1980"/>
-        <w:gridCol w:w="1980"/>
-        <w:gridCol w:w="1980"/>
+        <w:gridCol w:w="1417"/>
+        <w:gridCol w:w="1987"/>
+        <w:gridCol w:w="2253"/>
+        <w:gridCol w:w="2261"/>
       </w:tblGrid>
       <w:tr>
         <w:trPr>
@@ -438,8 +438,8 @@
         </w:pict>
       </w:r>
     </w:p>
-    <w:bookmarkEnd w:id="9"/>
-    <w:bookmarkStart w:id="11" w:name="выбор-основного-подхода-и-аргументация"/>
+    <w:bookmarkEnd w:id="59"/>
+    <w:bookmarkStart w:id="61" w:name="Xb86b2a0a76caee631733d896bef114d97679939"/>
     <w:p>
       <w:pPr>
         <w:pStyle w:val="Heading3"/>
@@ -472,7 +472,7 @@
         <w:t xml:space="preserve">как основной методологический подход к разработке EcoGrid Flow.</w:t>
       </w:r>
     </w:p>
-    <w:bookmarkStart w:id="10" w:name="ключевые-аргументы-выбора"/>
+    <w:bookmarkStart w:id="60" w:name="ключевые-аргументы-выбора"/>
     <w:p>
       <w:pPr>
         <w:pStyle w:val="Heading4"/>
@@ -605,7 +605,11 @@
         <w:pStyle w:val="BlockText"/>
       </w:pPr>
       <w:r>
-        <w:t xml:space="preserve">[!IMPORTANT]</w:t>
+        <w:rPr>
+          <w:b/>
+          <w:bCs/>
+        </w:rPr>
+        <w:t xml:space="preserve">Важно.</w:t>
       </w:r>
       <w:r>
         <w:t xml:space="preserve"> </w:t>
@@ -662,9 +666,9 @@
         </w:pict>
       </w:r>
     </w:p>
-    <w:bookmarkEnd w:id="10"/>
-    <w:bookmarkEnd w:id="11"/>
-    <w:bookmarkStart w:id="14" w:name="X11770986d54980e1398d14af6e1d20483c94f4a"/>
+    <w:bookmarkEnd w:id="60"/>
+    <w:bookmarkEnd w:id="61"/>
+    <w:bookmarkStart w:id="64" w:name="X90becaf4a2369f09103c6eb928eee8ceb7d2cce"/>
     <w:p>
       <w:pPr>
         <w:pStyle w:val="Heading3"/>
@@ -727,7 +731,7 @@
         <w:t xml:space="preserve">.</w:t>
       </w:r>
     </w:p>
-    <w:bookmarkStart w:id="12" w:name="эпики-и-фичи-структура-бэклога"/>
+    <w:bookmarkStart w:id="62" w:name="X58ec2fa5a41fc23e146c2c34f5d91dbb00c785c"/>
     <w:p>
       <w:pPr>
         <w:pStyle w:val="Heading4"/>
@@ -1698,8 +1702,8 @@
         </w:pict>
       </w:r>
     </w:p>
-    <w:bookmarkEnd w:id="12"/>
-    <w:bookmarkStart w:id="13" w:name="X0dcbb78475e91ed8f46c9a592c8d57db56918ea"/>
+    <w:bookmarkEnd w:id="62"/>
+    <w:bookmarkStart w:id="63" w:name="X4f285e0326c686fe32f2feaf714281cccfe869f"/>
     <w:p>
       <w:pPr>
         <w:pStyle w:val="Heading4"/>
@@ -1707,6 +1711,14 @@
       <w:r>
         <w:t xml:space="preserve">3.2. Стартовые задачи (Tasks) спринта «1-3 семинары»</w:t>
       </w:r>
+    </w:p>
+    <w:p>
+      <w:pPr>
+        <w:sectPr>
+          <w:pgSz w:w="12240" w:h="15840"/>
+          <w:pgMar w:top="1440" w:right="1440" w:bottom="1440" w:left="1440" w:header="720" w:footer="720" w:gutter="0"/>
+        </w:sectPr>
+      </w:pPr>
     </w:p>
     <w:tbl>
       <w:tblPr>
@@ -1716,14 +1728,14 @@
         <w:tblLook w:firstRow="1" w:lastRow="0" w:firstColumn="0" w:lastColumn="0" w:noHBand="0" w:noVBand="0" w:val="0020"/>
       </w:tblPr>
       <w:tblGrid>
-        <w:gridCol w:w="1100"/>
-        <w:gridCol w:w="880"/>
-        <w:gridCol w:w="880"/>
-        <w:gridCol w:w="880"/>
-        <w:gridCol w:w="1100"/>
-        <w:gridCol w:w="1100"/>
-        <w:gridCol w:w="1100"/>
-        <w:gridCol w:w="880"/>
+        <w:gridCol w:w="735"/>
+        <w:gridCol w:w="1837"/>
+        <w:gridCol w:w="892"/>
+        <w:gridCol w:w="739"/>
+        <w:gridCol w:w="452"/>
+        <w:gridCol w:w="622"/>
+        <w:gridCol w:w="622"/>
+        <w:gridCol w:w="2018"/>
       </w:tblGrid>
       <w:tr>
         <w:trPr>
@@ -1865,6 +1877,8 @@
             <w:r>
               <w:rPr>
                 <w:rStyle w:val="VerbatimChar"/>
+                <w:sz w:val="17"/>
+                <w:szCs w:val="17"/>
               </w:rPr>
               <w:t xml:space="preserve">ID24_EGF-14</w:t>
             </w:r>
@@ -1948,6 +1962,8 @@
             <w:r>
               <w:rPr>
                 <w:rStyle w:val="VerbatimChar"/>
+                <w:sz w:val="17"/>
+                <w:szCs w:val="17"/>
               </w:rPr>
               <w:t xml:space="preserve">docs/data ingestion/data sources.md</w:t>
             </w:r>
@@ -1999,6 +2015,8 @@
             <w:r>
               <w:rPr>
                 <w:rStyle w:val="VerbatimChar"/>
+                <w:sz w:val="17"/>
+                <w:szCs w:val="17"/>
               </w:rPr>
               <w:t xml:space="preserve">ID24_EGF-14</w:t>
             </w:r>
@@ -2082,6 +2100,8 @@
             <w:r>
               <w:rPr>
                 <w:rStyle w:val="VerbatimChar"/>
+                <w:sz w:val="17"/>
+                <w:szCs w:val="17"/>
               </w:rPr>
               <w:t xml:space="preserve">PreColumns.md</w:t>
             </w:r>
@@ -2133,6 +2153,8 @@
             <w:r>
               <w:rPr>
                 <w:rStyle w:val="VerbatimChar"/>
+                <w:sz w:val="17"/>
+                <w:szCs w:val="17"/>
               </w:rPr>
               <w:t xml:space="preserve">ID24_EGF-15</w:t>
             </w:r>
@@ -2216,6 +2238,8 @@
             <w:r>
               <w:rPr>
                 <w:rStyle w:val="VerbatimChar"/>
+                <w:sz w:val="17"/>
+                <w:szCs w:val="17"/>
               </w:rPr>
               <w:t xml:space="preserve">docker-compose.yml</w:t>
             </w:r>
@@ -2264,6 +2288,8 @@
             <w:r>
               <w:rPr>
                 <w:rStyle w:val="VerbatimChar"/>
+                <w:sz w:val="17"/>
+                <w:szCs w:val="17"/>
               </w:rPr>
               <w:t xml:space="preserve">ID24_EGF-17</w:t>
             </w:r>
@@ -2346,15 +2372,23 @@
       </w:tr>
     </w:tbl>
     <w:p>
+      <w:pPr>
+        <w:sectPr>
+          <w:pgSz w:w="15840" w:h="12240" w:orient="landscape"/>
+          <w:pgMar w:top="1440" w:right="1440" w:bottom="1440" w:left="1440" w:header="720" w:footer="720" w:gutter="0"/>
+        </w:sectPr>
+      </w:pPr>
+    </w:p>
+    <w:p>
       <w:r>
         <w:pict>
           <v:rect style="width:0;height:1.5pt" o:hralign="center" o:hrstd="t" o:hr="t"/>
         </w:pict>
       </w:r>
     </w:p>
-    <w:bookmarkEnd w:id="13"/>
-    <w:bookmarkEnd w:id="14"/>
-    <w:bookmarkStart w:id="15" w:name="статусы-рабочей-доски"/>
+    <w:bookmarkEnd w:id="63"/>
+    <w:bookmarkEnd w:id="64"/>
+    <w:bookmarkStart w:id="65" w:name="Xba86b964af9f746fe416ac9573a4cd4aceb7678"/>
     <w:p>
       <w:pPr>
         <w:pStyle w:val="Heading3"/>
@@ -2379,9 +2413,9 @@
         <w:tblLook w:firstRow="1" w:lastRow="0" w:firstColumn="0" w:lastColumn="0" w:noHBand="0" w:noVBand="0" w:val="0020"/>
       </w:tblPr>
       <w:tblGrid>
-        <w:gridCol w:w="2640"/>
-        <w:gridCol w:w="2640"/>
-        <w:gridCol w:w="2640"/>
+        <w:gridCol w:w="792"/>
+        <w:gridCol w:w="5111"/>
+        <w:gridCol w:w="2016"/>
       </w:tblGrid>
       <w:tr>
         <w:trPr>
@@ -2667,6 +2701,8 @@
             <w:r>
               <w:rPr>
                 <w:rStyle w:val="VerbatimChar"/>
+                <w:sz w:val="17"/>
+                <w:szCs w:val="17"/>
               </w:rPr>
               <w:t xml:space="preserve">main</w:t>
             </w:r>
@@ -2682,6 +2718,8 @@
             <w:r>
               <w:rPr>
                 <w:rStyle w:val="VerbatimChar"/>
+                <w:sz w:val="17"/>
+                <w:szCs w:val="17"/>
               </w:rPr>
               <w:t xml:space="preserve">develop</w:t>
             </w:r>
@@ -2714,8 +2752,8 @@
         </w:pict>
       </w:r>
     </w:p>
-    <w:bookmarkEnd w:id="15"/>
-    <w:bookmarkStart w:id="18" w:name="правила-изменения-статусов-и-wip-лимиты"/>
+    <w:bookmarkEnd w:id="65"/>
+    <w:bookmarkStart w:id="68" w:name="X192805636287ac24282dd84e7214f83ef69f6d4"/>
     <w:p>
       <w:pPr>
         <w:pStyle w:val="Heading3"/>
@@ -2724,7 +2762,7 @@
         <w:t xml:space="preserve">5. Правила изменения статусов и WIP-лимиты</w:t>
       </w:r>
     </w:p>
-    <w:bookmarkStart w:id="16" w:name="правила-переходов"/>
+    <w:bookmarkStart w:id="66" w:name="правила-переходов"/>
     <w:p>
       <w:pPr>
         <w:pStyle w:val="Heading4"/>
@@ -3156,8 +3194,8 @@
         <w:t xml:space="preserve">с обязательным комментарием о причине возврата.</w:t>
       </w:r>
     </w:p>
-    <w:bookmarkEnd w:id="16"/>
-    <w:bookmarkStart w:id="17" w:name="wip-лимиты-work-in-progress-limits"/>
+    <w:bookmarkEnd w:id="66"/>
+    <w:bookmarkStart w:id="67" w:name="wip-лимиты-work-in-progress-limits"/>
     <w:p>
       <w:pPr>
         <w:pStyle w:val="Heading4"/>
@@ -3293,9 +3331,9 @@
         </w:pict>
       </w:r>
     </w:p>
-    <w:bookmarkEnd w:id="17"/>
-    <w:bookmarkEnd w:id="18"/>
-    <w:bookmarkStart w:id="19" w:name="первичная-проверка-результата-перед-done"/>
+    <w:bookmarkEnd w:id="67"/>
+    <w:bookmarkEnd w:id="68"/>
+    <w:bookmarkStart w:id="69" w:name="X7a7d14c8141de13f1f47c96d313cae1185efa36"/>
     <w:p>
       <w:pPr>
         <w:pStyle w:val="Heading3"/>
@@ -3310,244 +3348,6 @@
       </w:pPr>
       <w:r>
         <w:t xml:space="preserve">Проверка перед финальным закрытием задачи разделяется по типу работ:</w:t>
-      </w:r>
-      <w:r>
-        <w:t xml:space="preserve"> </w:t>
-      </w:r>
-      <w:r>
-        <w:t xml:space="preserve">*</w:t>
-      </w:r>
-      <w:r>
-        <w:t xml:space="preserve"> </w:t>
-      </w:r>
-      <w:r>
-        <w:rPr>
-          <w:b/>
-          <w:bCs/>
-        </w:rPr>
-        <w:t xml:space="preserve">Для программного кода (Backend, ETL, Frontend):</w:t>
-      </w:r>
-      <w:r>
-        <w:t xml:space="preserve"> </w:t>
-      </w:r>
-      <w:r>
-        <w:t xml:space="preserve">* Первичное Code Review проводит</w:t>
-      </w:r>
-      <w:r>
-        <w:t xml:space="preserve"> </w:t>
-      </w:r>
-      <w:r>
-        <w:rPr>
-          <w:b/>
-          <w:bCs/>
-        </w:rPr>
-        <w:t xml:space="preserve">Александр Зейферт</w:t>
-      </w:r>
-      <w:r>
-        <w:t xml:space="preserve"> </w:t>
-      </w:r>
-      <w:r>
-        <w:t xml:space="preserve">(архитектура, чистота кода, безопасность, соблюдение контрактов API).</w:t>
-      </w:r>
-      <w:r>
-        <w:t xml:space="preserve"> </w:t>
-      </w:r>
-      <w:r>
-        <w:t xml:space="preserve">* Фронтенд-компоненты взаимно верифицируют</w:t>
-      </w:r>
-      <w:r>
-        <w:t xml:space="preserve"> </w:t>
-      </w:r>
-      <w:r>
-        <w:rPr>
-          <w:b/>
-          <w:bCs/>
-        </w:rPr>
-        <w:t xml:space="preserve">Богдан Леонов</w:t>
-      </w:r>
-      <w:r>
-        <w:t xml:space="preserve"> </w:t>
-      </w:r>
-      <w:r>
-        <w:t xml:space="preserve">(соответствие требованиям интерфейса) и</w:t>
-      </w:r>
-      <w:r>
-        <w:t xml:space="preserve"> </w:t>
-      </w:r>
-      <w:r>
-        <w:rPr>
-          <w:b/>
-          <w:bCs/>
-        </w:rPr>
-        <w:t xml:space="preserve">Александр</w:t>
-      </w:r>
-      <w:r>
-        <w:t xml:space="preserve"> </w:t>
-      </w:r>
-      <w:r>
-        <w:t xml:space="preserve">(интеграция с API).</w:t>
-      </w:r>
-      <w:r>
-        <w:t xml:space="preserve"> </w:t>
-      </w:r>
-      <w:r>
-        <w:t xml:space="preserve">*</w:t>
-      </w:r>
-      <w:r>
-        <w:t xml:space="preserve"> </w:t>
-      </w:r>
-      <w:r>
-        <w:rPr>
-          <w:b/>
-          <w:bCs/>
-        </w:rPr>
-        <w:t xml:space="preserve">Для аналитики данных, датасетов и PUE-моделей:</w:t>
-      </w:r>
-      <w:r>
-        <w:t xml:space="preserve"> </w:t>
-      </w:r>
-      <w:r>
-        <w:t xml:space="preserve">* Проверку математической корректности и чистоты данных проводят</w:t>
-      </w:r>
-      <w:r>
-        <w:t xml:space="preserve"> </w:t>
-      </w:r>
-      <w:r>
-        <w:rPr>
-          <w:b/>
-          <w:bCs/>
-        </w:rPr>
-        <w:t xml:space="preserve">Богдан Леонов</w:t>
-      </w:r>
-      <w:r>
-        <w:t xml:space="preserve"> </w:t>
-      </w:r>
-      <w:r>
-        <w:t xml:space="preserve">совместно с</w:t>
-      </w:r>
-      <w:r>
-        <w:t xml:space="preserve"> </w:t>
-      </w:r>
-      <w:r>
-        <w:rPr>
-          <w:b/>
-          <w:bCs/>
-        </w:rPr>
-        <w:t xml:space="preserve">Ариной Антоновой</w:t>
-      </w:r>
-      <w:r>
-        <w:t xml:space="preserve">.</w:t>
-      </w:r>
-      <w:r>
-        <w:t xml:space="preserve"> </w:t>
-      </w:r>
-      <w:r>
-        <w:t xml:space="preserve">*</w:t>
-      </w:r>
-      <w:r>
-        <w:t xml:space="preserve"> </w:t>
-      </w:r>
-      <w:r>
-        <w:rPr>
-          <w:b/>
-          <w:bCs/>
-        </w:rPr>
-        <w:t xml:space="preserve">Для функционального и интеграционного тестирования:</w:t>
-      </w:r>
-      <w:r>
-        <w:t xml:space="preserve"> </w:t>
-      </w:r>
-      <w:r>
-        <w:t xml:space="preserve">* Тестирование проводит</w:t>
-      </w:r>
-      <w:r>
-        <w:t xml:space="preserve"> </w:t>
-      </w:r>
-      <w:r>
-        <w:rPr>
-          <w:b/>
-          <w:bCs/>
-        </w:rPr>
-        <w:t xml:space="preserve">Григорий Витрик</w:t>
-      </w:r>
-      <w:r>
-        <w:t xml:space="preserve"> </w:t>
-      </w:r>
-      <w:r>
-        <w:t xml:space="preserve">(проверка выполнения тестов, прогона через тестовые данные, отсутствия регрессий).</w:t>
-      </w:r>
-      <w:r>
-        <w:t xml:space="preserve"> </w:t>
-      </w:r>
-      <w:r>
-        <w:t xml:space="preserve">*</w:t>
-      </w:r>
-      <w:r>
-        <w:t xml:space="preserve"> </w:t>
-      </w:r>
-      <w:r>
-        <w:rPr>
-          <w:b/>
-          <w:bCs/>
-        </w:rPr>
-        <w:t xml:space="preserve">Финальный перевод в Done:</w:t>
-      </w:r>
-      <w:r>
-        <w:t xml:space="preserve"> </w:t>
-      </w:r>
-      <w:r>
-        <w:t xml:space="preserve">осуществляет</w:t>
-      </w:r>
-      <w:r>
-        <w:t xml:space="preserve"> </w:t>
-      </w:r>
-      <w:r>
-        <w:rPr>
-          <w:b/>
-          <w:bCs/>
-        </w:rPr>
-        <w:t xml:space="preserve">Team Lead (Богдан Леонов)</w:t>
-      </w:r>
-      <w:r>
-        <w:t xml:space="preserve"> </w:t>
-      </w:r>
-      <w:r>
-        <w:t xml:space="preserve">после подтверждения от QA и ревьюера.</w:t>
-      </w:r>
-    </w:p>
-    <w:p>
-      <w:r>
-        <w:pict>
-          <v:rect style="width:0;height:1.5pt" o:hralign="center" o:hrstd="t" o:hr="t"/>
-        </w:pict>
-      </w:r>
-    </w:p>
-    <w:bookmarkEnd w:id="19"/>
-    <w:bookmarkStart w:id="20" w:name="минимальный-definition-of-done-dod"/>
-    <w:p>
-      <w:pPr>
-        <w:pStyle w:val="Heading3"/>
-      </w:pPr>
-      <w:r>
-        <w:t xml:space="preserve">7. Минимальный Definition of Done (DoD)</w:t>
-      </w:r>
-    </w:p>
-    <w:p>
-      <w:pPr>
-        <w:pStyle w:val="FirstParagraph"/>
-      </w:pPr>
-      <w:r>
-        <w:t xml:space="preserve">Обычная проектная задача считается завершенной (</w:t>
-      </w:r>
-      <w:r>
-        <w:rPr>
-          <w:b/>
-          <w:bCs/>
-        </w:rPr>
-        <w:t xml:space="preserve">Done</w:t>
-      </w:r>
-      <w:r>
-        <w:t xml:space="preserve">) только при соблюдении следующих критериев:</w:t>
       </w:r>
     </w:p>
     <w:p>
@@ -3563,13 +3363,79 @@
           <w:b/>
           <w:bCs/>
         </w:rPr>
-        <w:t xml:space="preserve">Код в репозитории:</w:t>
-      </w:r>
-      <w:r>
-        <w:t xml:space="preserve"> </w:t>
-      </w:r>
-      <w:r>
-        <w:t xml:space="preserve">Весь написанный исходный код загружен в репозиторий проекта в ветку соответствующей функциональности.</w:t>
+        <w:t xml:space="preserve">Для программного кода (Backend, ETL, Frontend):</w:t>
+      </w:r>
+    </w:p>
+    <w:p>
+      <w:pPr>
+        <w:pStyle w:val="Compact"/>
+        <w:numPr>
+          <w:ilvl w:val="1"/>
+          <w:numId w:val="1013"/>
+        </w:numPr>
+      </w:pPr>
+      <w:r>
+        <w:t xml:space="preserve">Первичное Code Review проводит</w:t>
+      </w:r>
+      <w:r>
+        <w:t xml:space="preserve"> </w:t>
+      </w:r>
+      <w:r>
+        <w:rPr>
+          <w:b/>
+          <w:bCs/>
+        </w:rPr>
+        <w:t xml:space="preserve">Александр Зейферт</w:t>
+      </w:r>
+      <w:r>
+        <w:t xml:space="preserve"> </w:t>
+      </w:r>
+      <w:r>
+        <w:t xml:space="preserve">(архитектура, чистота кода, безопасность, соблюдение контрактов API).</w:t>
+      </w:r>
+    </w:p>
+    <w:p>
+      <w:pPr>
+        <w:pStyle w:val="Compact"/>
+        <w:numPr>
+          <w:ilvl w:val="1"/>
+          <w:numId w:val="1013"/>
+        </w:numPr>
+      </w:pPr>
+      <w:r>
+        <w:t xml:space="preserve">Фронтенд-компоненты взаимно верифицируют</w:t>
+      </w:r>
+      <w:r>
+        <w:t xml:space="preserve"> </w:t>
+      </w:r>
+      <w:r>
+        <w:rPr>
+          <w:b/>
+          <w:bCs/>
+        </w:rPr>
+        <w:t xml:space="preserve">Богдан Леонов</w:t>
+      </w:r>
+      <w:r>
+        <w:t xml:space="preserve"> </w:t>
+      </w:r>
+      <w:r>
+        <w:t xml:space="preserve">(соответствие требованиям интерфейса) и</w:t>
+      </w:r>
+      <w:r>
+        <w:t xml:space="preserve"> </w:t>
+      </w:r>
+      <w:r>
+        <w:rPr>
+          <w:b/>
+          <w:bCs/>
+        </w:rPr>
+        <w:t xml:space="preserve">Александр</w:t>
+      </w:r>
+      <w:r>
+        <w:t xml:space="preserve"> </w:t>
+      </w:r>
+      <w:r>
+        <w:t xml:space="preserve">(интеграция с API).</w:t>
       </w:r>
     </w:p>
     <w:p>
@@ -3585,13 +3451,48 @@
           <w:b/>
           <w:bCs/>
         </w:rPr>
-        <w:t xml:space="preserve">Code Review:</w:t>
-      </w:r>
-      <w:r>
-        <w:t xml:space="preserve"> </w:t>
-      </w:r>
-      <w:r>
-        <w:t xml:space="preserve">Открыт Merge Request, получен как минимум 1 аппрув от коллеги, ветка успешно смерджена без конфликтов.</w:t>
+        <w:t xml:space="preserve">Для аналитики данных, датасетов и PUE-моделей:</w:t>
+      </w:r>
+    </w:p>
+    <w:p>
+      <w:pPr>
+        <w:pStyle w:val="Compact"/>
+        <w:numPr>
+          <w:ilvl w:val="1"/>
+          <w:numId w:val="1014"/>
+        </w:numPr>
+      </w:pPr>
+      <w:r>
+        <w:t xml:space="preserve">Проверку математической корректности и чистоты данных проводят</w:t>
+      </w:r>
+      <w:r>
+        <w:t xml:space="preserve"> </w:t>
+      </w:r>
+      <w:r>
+        <w:rPr>
+          <w:b/>
+          <w:bCs/>
+        </w:rPr>
+        <w:t xml:space="preserve">Богдан Леонов</w:t>
+      </w:r>
+      <w:r>
+        <w:t xml:space="preserve"> </w:t>
+      </w:r>
+      <w:r>
+        <w:t xml:space="preserve">совместно с</w:t>
+      </w:r>
+      <w:r>
+        <w:t xml:space="preserve"> </w:t>
+      </w:r>
+      <w:r>
+        <w:rPr>
+          <w:b/>
+          <w:bCs/>
+        </w:rPr>
+        <w:t xml:space="preserve">Ариной Антоновой</w:t>
+      </w:r>
+      <w:r>
+        <w:t xml:space="preserve">.</w:t>
       </w:r>
     </w:p>
     <w:p>
@@ -3607,25 +3508,35 @@
           <w:b/>
           <w:bCs/>
         </w:rPr>
-        <w:t xml:space="preserve">Работоспособность и тесты:</w:t>
-      </w:r>
-      <w:r>
-        <w:t xml:space="preserve"> </w:t>
-      </w:r>
-      <w:r>
-        <w:t xml:space="preserve">Код выполняется без ошибок, базовые проверки (</w:t>
-      </w:r>
-      <w:r>
-        <w:rPr>
-          <w:rStyle w:val="VerbatimChar"/>
-        </w:rPr>
-        <w:t xml:space="preserve">pytest</w:t>
-      </w:r>
-      <w:r>
-        <w:t xml:space="preserve"> </w:t>
-      </w:r>
-      <w:r>
-        <w:t xml:space="preserve">/ линтеры / сборка фронтенда) проходят успешно.</w:t>
+        <w:t xml:space="preserve">Для функционального и интеграционного тестирования:</w:t>
+      </w:r>
+    </w:p>
+    <w:p>
+      <w:pPr>
+        <w:pStyle w:val="Compact"/>
+        <w:numPr>
+          <w:ilvl w:val="1"/>
+          <w:numId w:val="1015"/>
+        </w:numPr>
+      </w:pPr>
+      <w:r>
+        <w:t xml:space="preserve">Тестирование проводит</w:t>
+      </w:r>
+      <w:r>
+        <w:t xml:space="preserve"> </w:t>
+      </w:r>
+      <w:r>
+        <w:rPr>
+          <w:b/>
+          <w:bCs/>
+        </w:rPr>
+        <w:t xml:space="preserve">Григорий Витрик</w:t>
+      </w:r>
+      <w:r>
+        <w:t xml:space="preserve"> </w:t>
+      </w:r>
+      <w:r>
+        <w:t xml:space="preserve">(проверка выполнения тестов, прогона через тестовые данные, отсутствия регрессий).</w:t>
       </w:r>
     </w:p>
     <w:p>
@@ -3641,13 +3552,64 @@
           <w:b/>
           <w:bCs/>
         </w:rPr>
-        <w:t xml:space="preserve">Документирование:</w:t>
-      </w:r>
-      <w:r>
-        <w:t xml:space="preserve"> </w:t>
-      </w:r>
-      <w:r>
-        <w:t xml:space="preserve">Если задача меняет API или архитектуру данных, изменения зафиксированы в документации (docstrings, Swagger, Markdown-спецификации).</w:t>
+        <w:t xml:space="preserve">Финальный перевод в Done:</w:t>
+      </w:r>
+      <w:r>
+        <w:t xml:space="preserve"> </w:t>
+      </w:r>
+      <w:r>
+        <w:t xml:space="preserve">осуществляет</w:t>
+      </w:r>
+      <w:r>
+        <w:t xml:space="preserve"> </w:t>
+      </w:r>
+      <w:r>
+        <w:rPr>
+          <w:b/>
+          <w:bCs/>
+        </w:rPr>
+        <w:t xml:space="preserve">Team Lead (Богдан Леонов)</w:t>
+      </w:r>
+      <w:r>
+        <w:t xml:space="preserve"> </w:t>
+      </w:r>
+      <w:r>
+        <w:t xml:space="preserve">после подтверждения от QA и ревьюера.</w:t>
+      </w:r>
+    </w:p>
+    <w:p>
+      <w:r>
+        <w:pict>
+          <v:rect style="width:0;height:1.5pt" o:hralign="center" o:hrstd="t" o:hr="t"/>
+        </w:pict>
+      </w:r>
+    </w:p>
+    <w:bookmarkEnd w:id="69"/>
+    <w:bookmarkStart w:id="70" w:name="Xfbad9d0521dbbe933d407aec282d2b7b8813e97"/>
+    <w:p>
+      <w:pPr>
+        <w:pStyle w:val="Heading3"/>
+      </w:pPr>
+      <w:r>
+        <w:t xml:space="preserve">7. Минимальный Definition of Done (DoD)</w:t>
+      </w:r>
+    </w:p>
+    <w:p>
+      <w:pPr>
+        <w:pStyle w:val="FirstParagraph"/>
+      </w:pPr>
+      <w:r>
+        <w:t xml:space="preserve">Обычная проектная задача считается завершенной (</w:t>
+      </w:r>
+      <w:r>
+        <w:rPr>
+          <w:b/>
+          <w:bCs/>
+        </w:rPr>
+        <w:t xml:space="preserve">Done</w:t>
+      </w:r>
+      <w:r>
+        <w:t xml:space="preserve">) только при соблюдении следующих критериев:</w:t>
       </w:r>
     </w:p>
     <w:p>
@@ -3655,7 +3617,7 @@
         <w:pStyle w:val="Compact"/>
         <w:numPr>
           <w:ilvl w:val="0"/>
-          <w:numId w:val="1012"/>
+          <w:numId w:val="1016"/>
         </w:numPr>
       </w:pPr>
       <w:r>
@@ -3663,13 +3625,13 @@
           <w:b/>
           <w:bCs/>
         </w:rPr>
-        <w:t xml:space="preserve">Работоспособность в Docker:</w:t>
-      </w:r>
-      <w:r>
-        <w:t xml:space="preserve"> </w:t>
-      </w:r>
-      <w:r>
-        <w:t xml:space="preserve">Если задача касается сервисов ядра, изменение проверено на запуск в окружении Docker Compose.</w:t>
+        <w:t xml:space="preserve">Код в репозитории:</w:t>
+      </w:r>
+      <w:r>
+        <w:t xml:space="preserve"> </w:t>
+      </w:r>
+      <w:r>
+        <w:t xml:space="preserve">Весь написанный исходный код загружен в репозиторий проекта в ветку соответствующей функциональности.</w:t>
       </w:r>
     </w:p>
     <w:p>
@@ -3677,7 +3639,107 @@
         <w:pStyle w:val="Compact"/>
         <w:numPr>
           <w:ilvl w:val="0"/>
-          <w:numId w:val="1012"/>
+          <w:numId w:val="1016"/>
+        </w:numPr>
+      </w:pPr>
+      <w:r>
+        <w:rPr>
+          <w:b/>
+          <w:bCs/>
+        </w:rPr>
+        <w:t xml:space="preserve">Code Review:</w:t>
+      </w:r>
+      <w:r>
+        <w:t xml:space="preserve"> </w:t>
+      </w:r>
+      <w:r>
+        <w:t xml:space="preserve">Открыт Merge Request, получен как минимум 1 аппрув от коллеги, ветка успешно смерджена без конфликтов.</w:t>
+      </w:r>
+    </w:p>
+    <w:p>
+      <w:pPr>
+        <w:pStyle w:val="Compact"/>
+        <w:numPr>
+          <w:ilvl w:val="0"/>
+          <w:numId w:val="1016"/>
+        </w:numPr>
+      </w:pPr>
+      <w:r>
+        <w:rPr>
+          <w:b/>
+          <w:bCs/>
+        </w:rPr>
+        <w:t xml:space="preserve">Работоспособность и тесты:</w:t>
+      </w:r>
+      <w:r>
+        <w:t xml:space="preserve"> </w:t>
+      </w:r>
+      <w:r>
+        <w:t xml:space="preserve">Код выполняется без ошибок, базовые проверки (</w:t>
+      </w:r>
+      <w:r>
+        <w:rPr>
+          <w:rStyle w:val="VerbatimChar"/>
+        </w:rPr>
+        <w:t xml:space="preserve">pytest</w:t>
+      </w:r>
+      <w:r>
+        <w:t xml:space="preserve"> </w:t>
+      </w:r>
+      <w:r>
+        <w:t xml:space="preserve">/ линтеры / сборка фронтенда) проходят успешно.</w:t>
+      </w:r>
+    </w:p>
+    <w:p>
+      <w:pPr>
+        <w:pStyle w:val="Compact"/>
+        <w:numPr>
+          <w:ilvl w:val="0"/>
+          <w:numId w:val="1016"/>
+        </w:numPr>
+      </w:pPr>
+      <w:r>
+        <w:rPr>
+          <w:b/>
+          <w:bCs/>
+        </w:rPr>
+        <w:t xml:space="preserve">Документирование:</w:t>
+      </w:r>
+      <w:r>
+        <w:t xml:space="preserve"> </w:t>
+      </w:r>
+      <w:r>
+        <w:t xml:space="preserve">Если задача меняет API или архитектуру данных, изменения зафиксированы в документации (docstrings, Swagger, Markdown-спецификации).</w:t>
+      </w:r>
+    </w:p>
+    <w:p>
+      <w:pPr>
+        <w:pStyle w:val="Compact"/>
+        <w:numPr>
+          <w:ilvl w:val="0"/>
+          <w:numId w:val="1016"/>
+        </w:numPr>
+      </w:pPr>
+      <w:r>
+        <w:rPr>
+          <w:b/>
+          <w:bCs/>
+        </w:rPr>
+        <w:t xml:space="preserve">Работоспособность в Docker:</w:t>
+      </w:r>
+      <w:r>
+        <w:t xml:space="preserve"> </w:t>
+      </w:r>
+      <w:r>
+        <w:t xml:space="preserve">Если задача касается сервисов ядра, изменение проверено на запуск в окружении Docker Compose.</w:t>
+      </w:r>
+    </w:p>
+    <w:p>
+      <w:pPr>
+        <w:pStyle w:val="Compact"/>
+        <w:numPr>
+          <w:ilvl w:val="0"/>
+          <w:numId w:val="1016"/>
         </w:numPr>
       </w:pPr>
       <w:r>
@@ -3716,8 +3778,8 @@
         </w:pict>
       </w:r>
     </w:p>
-    <w:bookmarkEnd w:id="20"/>
-    <w:bookmarkStart w:id="21" w:name="X1e9ab296a3558e4b1c3fc1d3534431c6bcf8b25"/>
+    <w:bookmarkEnd w:id="70"/>
+    <w:bookmarkStart w:id="71" w:name="X20504094406cddb7b8acb6458a02802614ae87e"/>
     <w:p>
       <w:pPr>
         <w:pStyle w:val="Heading3"/>
@@ -3749,7 +3811,7 @@
         <w:pStyle w:val="Compact"/>
         <w:numPr>
           <w:ilvl w:val="0"/>
-          <w:numId w:val="1013"/>
+          <w:numId w:val="1017"/>
         </w:numPr>
       </w:pPr>
       <w:r>
@@ -3765,7 +3827,7 @@
         <w:pStyle w:val="Compact"/>
         <w:numPr>
           <w:ilvl w:val="1"/>
-          <w:numId w:val="1014"/>
+          <w:numId w:val="1018"/>
         </w:numPr>
       </w:pPr>
       <w:r>
@@ -3789,7 +3851,7 @@
         <w:pStyle w:val="Compact"/>
         <w:numPr>
           <w:ilvl w:val="1"/>
-          <w:numId w:val="1014"/>
+          <w:numId w:val="1018"/>
         </w:numPr>
       </w:pPr>
       <w:r>
@@ -3801,7 +3863,7 @@
         <w:pStyle w:val="Compact"/>
         <w:numPr>
           <w:ilvl w:val="1"/>
-          <w:numId w:val="1014"/>
+          <w:numId w:val="1018"/>
         </w:numPr>
       </w:pPr>
       <w:r>
@@ -3825,7 +3887,7 @@
         <w:pStyle w:val="Compact"/>
         <w:numPr>
           <w:ilvl w:val="0"/>
-          <w:numId w:val="1013"/>
+          <w:numId w:val="1017"/>
         </w:numPr>
       </w:pPr>
       <w:r>
@@ -3841,7 +3903,7 @@
         <w:pStyle w:val="Compact"/>
         <w:numPr>
           <w:ilvl w:val="1"/>
-          <w:numId w:val="1015"/>
+          <w:numId w:val="1019"/>
         </w:numPr>
       </w:pPr>
       <w:r>
@@ -3853,7 +3915,7 @@
         <w:pStyle w:val="Compact"/>
         <w:numPr>
           <w:ilvl w:val="1"/>
-          <w:numId w:val="1015"/>
+          <w:numId w:val="1019"/>
         </w:numPr>
       </w:pPr>
       <w:r>
@@ -3865,7 +3927,7 @@
         <w:pStyle w:val="Compact"/>
         <w:numPr>
           <w:ilvl w:val="0"/>
-          <w:numId w:val="1013"/>
+          <w:numId w:val="1017"/>
         </w:numPr>
       </w:pPr>
       <w:r>
@@ -3881,7 +3943,7 @@
         <w:pStyle w:val="Compact"/>
         <w:numPr>
           <w:ilvl w:val="1"/>
-          <w:numId w:val="1016"/>
+          <w:numId w:val="1020"/>
         </w:numPr>
       </w:pPr>
       <w:r>
@@ -3906,7 +3968,7 @@
         <w:pStyle w:val="Compact"/>
         <w:numPr>
           <w:ilvl w:val="1"/>
-          <w:numId w:val="1016"/>
+          <w:numId w:val="1020"/>
         </w:numPr>
       </w:pPr>
       <w:r>
@@ -3929,9 +3991,9 @@
         <w:t xml:space="preserve">и пишется комментарий о причине простоя.</w:t>
       </w:r>
     </w:p>
-    <w:bookmarkEnd w:id="21"/>
-    <w:bookmarkEnd w:id="22"/>
-    <w:bookmarkEnd w:id="23"/>
+    <w:bookmarkEnd w:id="71"/>
+    <w:bookmarkEnd w:id="72"/>
+    <w:bookmarkEnd w:id="73"/>
     <w:sectPr>
       <w:footnotePr>
         <w:numRestart w:val="eachSect"/>
@@ -4321,6 +4383,18 @@
     <w:abstractNumId w:val="991"/>
   </w:num>
   <w:num w:numId="1012">
+    <w:abstractNumId w:val="991"/>
+  </w:num>
+  <w:num w:numId="1013">
+    <w:abstractNumId w:val="991"/>
+  </w:num>
+  <w:num w:numId="1014">
+    <w:abstractNumId w:val="991"/>
+  </w:num>
+  <w:num w:numId="1015">
+    <w:abstractNumId w:val="991"/>
+  </w:num>
+  <w:num w:numId="1016">
     <w:abstractNumId w:val="99411"/>
     <w:lvlOverride w:ilvl="0">
       <w:startOverride w:val="1"/>
@@ -4350,16 +4424,16 @@
       <w:startOverride w:val="1"/>
     </w:lvlOverride>
   </w:num>
-  <w:num w:numId="1013">
+  <w:num w:numId="1017">
     <w:abstractNumId w:val="991"/>
   </w:num>
-  <w:num w:numId="1014">
+  <w:num w:numId="1018">
     <w:abstractNumId w:val="991"/>
   </w:num>
-  <w:num w:numId="1015">
+  <w:num w:numId="1019">
     <w:abstractNumId w:val="991"/>
   </w:num>
-  <w:num w:numId="1016">
+  <w:num w:numId="1020">
     <w:abstractNumId w:val="991"/>
   </w:num>
 </w:numbering>
@@ -4913,6 +4987,10 @@
         <w:right w:type="dxa" w:w="108"/>
       </w:tblCellMar>
     </w:tblPr>
+    <w:rPr>
+      <w:sz w:val="18"/>
+      <w:szCs w:val="18"/>
+    </w:rPr>
     <w:tblStylePr w:type="firstRow">
       <w:tcPr>
         <w:tcBorders>
@@ -5021,7 +5099,7 @@
       <w:color w:themeColor="accent1" w:themeShade="BF" w:val="365F91"/>
     </w:rPr>
   </w:style>
-  <w:style w:type="paragraph" w:customStyle="1" w:styleId="SourceCode">
+  <w:style w:customStyle="1" w:styleId="SourceCode" w:type="paragraph">
     <w:name w:val="Source Code"/>
     <w:basedOn w:val="Normal"/>
     <w:link w:val="VerbatimChar"/>
@@ -5029,7 +5107,7 @@
       <w:wordWrap w:val="off"/>
     </w:pPr>
   </w:style>
-  <w:style w:type="character" w:customStyle="1" w:styleId="KeywordTok">
+  <w:style w:customStyle="1" w:styleId="KeywordTok" w:type="character">
     <w:name w:val="KeywordTok"/>
     <w:basedOn w:val="VerbatimChar"/>
     <w:rPr>
@@ -5037,77 +5115,77 @@
       <w:color w:val="007020"/>
     </w:rPr>
   </w:style>
-  <w:style w:type="character" w:customStyle="1" w:styleId="DataTypeTok">
+  <w:style w:customStyle="1" w:styleId="DataTypeTok" w:type="character">
     <w:name w:val="DataTypeTok"/>
     <w:basedOn w:val="VerbatimChar"/>
     <w:rPr>
       <w:color w:val="902000"/>
     </w:rPr>
   </w:style>
-  <w:style w:type="character" w:customStyle="1" w:styleId="DecValTok">
+  <w:style w:customStyle="1" w:styleId="DecValTok" w:type="character">
     <w:name w:val="DecValTok"/>
     <w:basedOn w:val="VerbatimChar"/>
     <w:rPr>
       <w:color w:val="40a070"/>
     </w:rPr>
   </w:style>
-  <w:style w:type="character" w:customStyle="1" w:styleId="BaseNTok">
+  <w:style w:customStyle="1" w:styleId="BaseNTok" w:type="character">
     <w:name w:val="BaseNTok"/>
     <w:basedOn w:val="VerbatimChar"/>
     <w:rPr>
       <w:color w:val="40a070"/>
     </w:rPr>
   </w:style>
-  <w:style w:type="character" w:customStyle="1" w:styleId="FloatTok">
+  <w:style w:customStyle="1" w:styleId="FloatTok" w:type="character">
     <w:name w:val="FloatTok"/>
     <w:basedOn w:val="VerbatimChar"/>
     <w:rPr>
       <w:color w:val="40a070"/>
     </w:rPr>
   </w:style>
-  <w:style w:type="character" w:customStyle="1" w:styleId="ConstantTok">
+  <w:style w:customStyle="1" w:styleId="ConstantTok" w:type="character">
     <w:name w:val="ConstantTok"/>
     <w:basedOn w:val="VerbatimChar"/>
     <w:rPr>
       <w:color w:val="880000"/>
     </w:rPr>
   </w:style>
-  <w:style w:type="character" w:customStyle="1" w:styleId="CharTok">
+  <w:style w:customStyle="1" w:styleId="CharTok" w:type="character">
     <w:name w:val="CharTok"/>
     <w:basedOn w:val="VerbatimChar"/>
     <w:rPr>
       <w:color w:val="4070a0"/>
     </w:rPr>
   </w:style>
-  <w:style w:type="character" w:customStyle="1" w:styleId="SpecialCharTok">
+  <w:style w:customStyle="1" w:styleId="SpecialCharTok" w:type="character">
     <w:name w:val="SpecialCharTok"/>
     <w:basedOn w:val="VerbatimChar"/>
     <w:rPr>
       <w:color w:val="4070a0"/>
     </w:rPr>
   </w:style>
-  <w:style w:type="character" w:customStyle="1" w:styleId="StringTok">
+  <w:style w:customStyle="1" w:styleId="StringTok" w:type="character">
     <w:name w:val="StringTok"/>
     <w:basedOn w:val="VerbatimChar"/>
     <w:rPr>
       <w:color w:val="4070a0"/>
     </w:rPr>
   </w:style>
-  <w:style w:type="character" w:customStyle="1" w:styleId="VerbatimStringTok">
+  <w:style w:customStyle="1" w:styleId="VerbatimStringTok" w:type="character">
     <w:name w:val="VerbatimStringTok"/>
     <w:basedOn w:val="VerbatimChar"/>
     <w:rPr>
       <w:color w:val="4070a0"/>
     </w:rPr>
   </w:style>
-  <w:style w:type="character" w:customStyle="1" w:styleId="SpecialStringTok">
+  <w:style w:customStyle="1" w:styleId="SpecialStringTok" w:type="character">
     <w:name w:val="SpecialStringTok"/>
     <w:basedOn w:val="VerbatimChar"/>
     <w:rPr>
       <w:color w:val="bb6688"/>
     </w:rPr>
   </w:style>
-  <w:style w:type="character" w:customStyle="1" w:styleId="ImportTok">
+  <w:style w:customStyle="1" w:styleId="ImportTok" w:type="character">
     <w:name w:val="ImportTok"/>
     <w:basedOn w:val="VerbatimChar"/>
     <w:rPr>
@@ -5115,7 +5193,7 @@
       <w:color w:val="008000"/>
     </w:rPr>
   </w:style>
-  <w:style w:type="character" w:customStyle="1" w:styleId="CommentTok">
+  <w:style w:customStyle="1" w:styleId="CommentTok" w:type="character">
     <w:name w:val="CommentTok"/>
     <w:basedOn w:val="VerbatimChar"/>
     <w:rPr>
@@ -5123,7 +5201,7 @@
       <w:color w:val="60a0b0"/>
     </w:rPr>
   </w:style>
-  <w:style w:type="character" w:customStyle="1" w:styleId="DocumentationTok">
+  <w:style w:customStyle="1" w:styleId="DocumentationTok" w:type="character">
     <w:name w:val="DocumentationTok"/>
     <w:basedOn w:val="VerbatimChar"/>
     <w:rPr>
@@ -5131,7 +5209,7 @@
       <w:color w:val="ba2121"/>
     </w:rPr>
   </w:style>
-  <w:style w:type="character" w:customStyle="1" w:styleId="AnnotationTok">
+  <w:style w:customStyle="1" w:styleId="AnnotationTok" w:type="character">
     <w:name w:val="AnnotationTok"/>
     <w:basedOn w:val="VerbatimChar"/>
     <w:rPr>
@@ -5140,7 +5218,7 @@
       <w:color w:val="60a0b0"/>
     </w:rPr>
   </w:style>
-  <w:style w:type="character" w:customStyle="1" w:styleId="CommentVarTok">
+  <w:style w:customStyle="1" w:styleId="CommentVarTok" w:type="character">
     <w:name w:val="CommentVarTok"/>
     <w:basedOn w:val="VerbatimChar"/>
     <w:rPr>
@@ -5149,28 +5227,28 @@
       <w:color w:val="60a0b0"/>
     </w:rPr>
   </w:style>
-  <w:style w:type="character" w:customStyle="1" w:styleId="OtherTok">
+  <w:style w:customStyle="1" w:styleId="OtherTok" w:type="character">
     <w:name w:val="OtherTok"/>
     <w:basedOn w:val="VerbatimChar"/>
     <w:rPr>
       <w:color w:val="007020"/>
     </w:rPr>
   </w:style>
-  <w:style w:type="character" w:customStyle="1" w:styleId="FunctionTok">
+  <w:style w:customStyle="1" w:styleId="FunctionTok" w:type="character">
     <w:name w:val="FunctionTok"/>
     <w:basedOn w:val="VerbatimChar"/>
     <w:rPr>
       <w:color w:val="06287e"/>
     </w:rPr>
   </w:style>
-  <w:style w:type="character" w:customStyle="1" w:styleId="VariableTok">
+  <w:style w:customStyle="1" w:styleId="VariableTok" w:type="character">
     <w:name w:val="VariableTok"/>
     <w:basedOn w:val="VerbatimChar"/>
     <w:rPr>
       <w:color w:val="19177c"/>
     </w:rPr>
   </w:style>
-  <w:style w:type="character" w:customStyle="1" w:styleId="ControlFlowTok">
+  <w:style w:customStyle="1" w:styleId="ControlFlowTok" w:type="character">
     <w:name w:val="ControlFlowTok"/>
     <w:basedOn w:val="VerbatimChar"/>
     <w:rPr>
@@ -5178,45 +5256,45 @@
       <w:color w:val="007020"/>
     </w:rPr>
   </w:style>
-  <w:style w:type="character" w:customStyle="1" w:styleId="OperatorTok">
+  <w:style w:customStyle="1" w:styleId="OperatorTok" w:type="character">
     <w:name w:val="OperatorTok"/>
     <w:basedOn w:val="VerbatimChar"/>
     <w:rPr>
       <w:color w:val="666666"/>
     </w:rPr>
   </w:style>
-  <w:style w:type="character" w:customStyle="1" w:styleId="BuiltInTok">
+  <w:style w:customStyle="1" w:styleId="BuiltInTok" w:type="character">
     <w:name w:val="BuiltInTok"/>
     <w:basedOn w:val="VerbatimChar"/>
     <w:rPr>
       <w:color w:val="008000"/>
     </w:rPr>
   </w:style>
-  <w:style w:type="character" w:customStyle="1" w:styleId="ExtensionTok">
+  <w:style w:customStyle="1" w:styleId="ExtensionTok" w:type="character">
     <w:name w:val="ExtensionTok"/>
     <w:basedOn w:val="VerbatimChar"/>
     <w:rPr/>
   </w:style>
-  <w:style w:type="character" w:customStyle="1" w:styleId="PreprocessorTok">
+  <w:style w:customStyle="1" w:styleId="PreprocessorTok" w:type="character">
     <w:name w:val="PreprocessorTok"/>
     <w:basedOn w:val="VerbatimChar"/>
     <w:rPr>
       <w:color w:val="bc7a00"/>
     </w:rPr>
   </w:style>
-  <w:style w:type="character" w:customStyle="1" w:styleId="AttributeTok">
+  <w:style w:customStyle="1" w:styleId="AttributeTok" w:type="character">
     <w:name w:val="AttributeTok"/>
     <w:basedOn w:val="VerbatimChar"/>
     <w:rPr>
       <w:color w:val="7d9029"/>
     </w:rPr>
   </w:style>
-  <w:style w:type="character" w:customStyle="1" w:styleId="RegionMarkerTok">
+  <w:style w:customStyle="1" w:styleId="RegionMarkerTok" w:type="character">
     <w:name w:val="RegionMarkerTok"/>
     <w:basedOn w:val="VerbatimChar"/>
     <w:rPr/>
   </w:style>
-  <w:style w:type="character" w:customStyle="1" w:styleId="InformationTok">
+  <w:style w:customStyle="1" w:styleId="InformationTok" w:type="character">
     <w:name w:val="InformationTok"/>
     <w:basedOn w:val="VerbatimChar"/>
     <w:rPr>
@@ -5225,7 +5303,7 @@
       <w:color w:val="60a0b0"/>
     </w:rPr>
   </w:style>
-  <w:style w:type="character" w:customStyle="1" w:styleId="WarningTok">
+  <w:style w:customStyle="1" w:styleId="WarningTok" w:type="character">
     <w:name w:val="WarningTok"/>
     <w:basedOn w:val="VerbatimChar"/>
     <w:rPr>
@@ -5234,7 +5312,7 @@
       <w:color w:val="60a0b0"/>
     </w:rPr>
   </w:style>
-  <w:style w:type="character" w:customStyle="1" w:styleId="AlertTok">
+  <w:style w:customStyle="1" w:styleId="AlertTok" w:type="character">
     <w:name w:val="AlertTok"/>
     <w:basedOn w:val="VerbatimChar"/>
     <w:rPr>
@@ -5242,7 +5320,7 @@
       <w:color w:val="ff0000"/>
     </w:rPr>
   </w:style>
-  <w:style w:type="character" w:customStyle="1" w:styleId="ErrorTok">
+  <w:style w:customStyle="1" w:styleId="ErrorTok" w:type="character">
     <w:name w:val="ErrorTok"/>
     <w:basedOn w:val="VerbatimChar"/>
     <w:rPr>
@@ -5250,7 +5328,7 @@
       <w:color w:val="ff0000"/>
     </w:rPr>
   </w:style>
-  <w:style w:type="character" w:customStyle="1" w:styleId="NormalTok">
+  <w:style w:customStyle="1" w:styleId="NormalTok" w:type="character">
     <w:name w:val="NormalTok"/>
     <w:basedOn w:val="VerbatimChar"/>
     <w:rPr/>
